--- a/работна/Резюме.docx
+++ b/работна/Резюме.docx
@@ -2,6 +2,86 @@
 <file path=word/document.xml><?xml version="1.0" encoding="utf-8"?>
 <w:document xmlns:wpc="http://schemas.microsoft.com/office/word/2010/wordprocessingCanvas" xmlns:cx="http://schemas.microsoft.com/office/drawing/2014/chartex" xmlns:mc="http://schemas.openxmlformats.org/markup-compatibility/2006" xmlns:o="urn:schemas-microsoft-com:office:office" xmlns:r="http://schemas.openxmlformats.org/officeDocument/2006/relationships" xmlns:m="http://schemas.openxmlformats.org/officeDocument/2006/math" xmlns:v="urn:schemas-microsoft-com:vml" xmlns:wp14="http://schemas.microsoft.com/office/word/2010/wordprocessingDrawing" xmlns:wp="http://schemas.openxmlformats.org/drawingml/2006/wordprocessingDrawing" xmlns:w10="urn:schemas-microsoft-com:office:word" xmlns:w="http://schemas.openxmlformats.org/wordprocessingml/2006/main" xmlns:w14="http://schemas.microsoft.com/office/word/2010/wordml" xmlns:w15="http://schemas.microsoft.com/office/word/2012/wordml" xmlns:w16se="http://schemas.microsoft.com/office/word/2015/wordml/symex" xmlns:wpg="http://schemas.microsoft.com/office/word/2010/wordprocessingGroup" xmlns:wpi="http://schemas.microsoft.com/office/word/2010/wordprocessingInk" xmlns:wne="http://schemas.microsoft.com/office/word/2006/wordml" xmlns:wps="http://schemas.microsoft.com/office/word/2010/wordprocessingShape" mc:Ignorable="w14 w15 w16se wp14">
   <w:body>
+    <w:p>
+      <w:pPr>
+        <w:pStyle w:val="NormalWeb"/>
+        <w:numPr>
+          <w:ilvl w:val="0"/>
+          <w:numId w:val="18"/>
+        </w:numPr>
+        <w:pBdr>
+          <w:top w:val="single" w:sz="2" w:space="0" w:color="E5E7EB"/>
+          <w:left w:val="single" w:sz="2" w:space="0" w:color="E5E7EB"/>
+          <w:bottom w:val="single" w:sz="2" w:space="0" w:color="E5E7EB"/>
+          <w:right w:val="single" w:sz="2" w:space="0" w:color="E5E7EB"/>
+        </w:pBdr>
+        <w:shd w:val="clear" w:color="auto" w:fill="FFFFFF"/>
+        <w:spacing w:before="240" w:after="150"/>
+        <w:rPr>
+          <w:rFonts w:ascii="Segoe UI" w:hAnsi="Segoe UI" w:cs="Segoe UI"/>
+          <w:b/>
+          <w:bCs/>
+          <w:bdr w:val="single" w:sz="2" w:space="0" w:color="E5E7EB" w:frame="1"/>
+        </w:rPr>
+      </w:pPr>
+      <w:r>
+        <w:rPr>
+          <w:rFonts w:ascii="Segoe UI" w:hAnsi="Segoe UI" w:cs="Segoe UI"/>
+          <w:b/>
+          <w:bCs/>
+          <w:bdr w:val="single" w:sz="2" w:space="0" w:color="E5E7EB" w:frame="1"/>
+        </w:rPr>
+        <w:t>Уважаема г-жо Директор</w:t>
+      </w:r>
+      <w:r>
+        <w:rPr>
+          <w:rFonts w:ascii="Segoe UI" w:hAnsi="Segoe UI" w:cs="Segoe UI"/>
+          <w:b/>
+          <w:bCs/>
+          <w:bdr w:val="single" w:sz="2" w:space="0" w:color="E5E7EB" w:frame="1"/>
+          <w:lang w:val="en-US"/>
+        </w:rPr>
+        <w:t>,</w:t>
+      </w:r>
+      <w:r>
+        <w:rPr>
+          <w:rFonts w:ascii="Segoe UI" w:hAnsi="Segoe UI" w:cs="Segoe UI"/>
+          <w:b/>
+          <w:bCs/>
+          <w:bdr w:val="single" w:sz="2" w:space="0" w:color="E5E7EB" w:frame="1"/>
+        </w:rPr>
+        <w:t xml:space="preserve"> Уважаема комисия.Аз съм Айлин Туталъ.Темата на моя дипломен проект е </w:t>
+      </w:r>
+      <w:r>
+        <w:rPr>
+          <w:rFonts w:ascii="Segoe UI" w:hAnsi="Segoe UI" w:cs="Segoe UI"/>
+          <w:b/>
+          <w:bCs/>
+          <w:bdr w:val="single" w:sz="2" w:space="0" w:color="E5E7EB" w:frame="1"/>
+          <w:lang w:val="en-US"/>
+        </w:rPr>
+        <w:t>“</w:t>
+      </w:r>
+      <w:r>
+        <w:rPr>
+          <w:rFonts w:ascii="Segoe UI" w:hAnsi="Segoe UI" w:cs="Segoe UI"/>
+          <w:b/>
+          <w:bCs/>
+          <w:bdr w:val="single" w:sz="2" w:space="0" w:color="E5E7EB" w:frame="1"/>
+        </w:rPr>
+        <w:t>Уеб базиран Task Manager (Системен монитор).</w:t>
+      </w:r>
+      <w:r>
+        <w:rPr>
+          <w:rFonts w:ascii="Segoe UI" w:hAnsi="Segoe UI" w:cs="Segoe UI"/>
+          <w:b/>
+          <w:bCs/>
+          <w:bdr w:val="single" w:sz="2" w:space="0" w:color="E5E7EB" w:frame="1"/>
+          <w:lang w:val="en-US"/>
+        </w:rPr>
+        <w:t>’’</w:t>
+      </w:r>
+    </w:p>
     <w:p>
       <w:pPr>
         <w:pStyle w:val="NormalWeb"/>
@@ -77,6 +157,28 @@
         </w:rPr>
         <w:t>.</w:t>
       </w:r>
+      <w:r>
+        <w:rPr>
+          <w:rStyle w:val="Strong"/>
+          <w:rFonts w:ascii="Segoe UI" w:hAnsi="Segoe UI" w:cs="Segoe UI"/>
+          <w:bdr w:val="single" w:sz="2" w:space="0" w:color="E5E7EB" w:frame="1"/>
+        </w:rPr>
+        <w:t xml:space="preserve"> </w:t>
+      </w:r>
+      <w:r>
+        <w:rPr>
+          <w:rStyle w:val="Strong"/>
+          <w:rFonts w:ascii="Segoe UI" w:hAnsi="Segoe UI" w:cs="Segoe UI"/>
+          <w:bdr w:val="single" w:sz="2" w:space="0" w:color="E5E7EB" w:frame="1"/>
+        </w:rPr>
+        <w:t>Задачи на дипломния проект</w:t>
+      </w:r>
+      <w:r>
+        <w:rPr>
+          <w:rFonts w:ascii="Segoe UI" w:hAnsi="Segoe UI" w:cs="Segoe UI"/>
+        </w:rPr>
+        <w:t> – проучване на ОС и ресурсите; избор на backend/frontend технологии; разработка на модул за метрики; REST API; динамичен интерфейс; базова защита на достъпа.</w:t>
+      </w:r>
     </w:p>
     <w:p>
       <w:pPr>
@@ -103,14 +205,553 @@
           <w:rFonts w:ascii="Segoe UI" w:hAnsi="Segoe UI" w:cs="Segoe UI"/>
           <w:bdr w:val="single" w:sz="2" w:space="0" w:color="E5E7EB" w:frame="1"/>
         </w:rPr>
-        <w:t>Задачи на дипломния проект</w:t>
-      </w:r>
-      <w:r>
-        <w:rPr>
-          <w:rFonts w:ascii="Segoe UI" w:hAnsi="Segoe UI" w:cs="Segoe UI"/>
-        </w:rPr>
-        <w:t> – проучване на ОС и ресурсите; избор на backend/frontend технологии; разработка на модул за метрики; REST API; динамичен интерфейс; базова защита на достъпа.</w:t>
-      </w:r>
+        <w:t>Теория: Операционни системи и управление на ресурси</w:t>
+      </w:r>
+      <w:r>
+        <w:rPr>
+          <w:rFonts w:ascii="Segoe UI" w:hAnsi="Segoe UI" w:cs="Segoe UI"/>
+        </w:rPr>
+        <w:t> – ОС като посредник; функции като управление на процесорно време, RAM, файлове и устройства чрез драйвери.</w:t>
+      </w:r>
+      <w:r>
+        <w:rPr>
+          <w:rFonts w:asciiTheme="minorHAnsi" w:eastAsiaTheme="minorEastAsia" w:hAnsi="Calibri" w:cstheme="minorBidi"/>
+          <w:color w:val="000000" w:themeColor="text1"/>
+          <w:kern w:val="24"/>
+          <w:lang w:val="ru-RU"/>
+        </w:rPr>
+        <w:t xml:space="preserve"> Операционната система действа като посредник между потребителя/програмите и хардуера на компютъра. </w:t>
+      </w:r>
+      <w:r>
+        <w:rPr>
+          <w:rFonts w:eastAsiaTheme="minorEastAsia" w:hAnsi="Calibri"/>
+          <w:color w:val="000000" w:themeColor="text1"/>
+          <w:kern w:val="24"/>
+          <w:lang w:val="ru-RU"/>
+        </w:rPr>
+        <w:t>Тя</w:t>
+      </w:r>
+      <w:r>
+        <w:rPr>
+          <w:rFonts w:eastAsiaTheme="minorEastAsia" w:hAnsi="Calibri"/>
+          <w:color w:val="000000" w:themeColor="text1"/>
+          <w:kern w:val="24"/>
+          <w:lang w:val="ru-RU"/>
+        </w:rPr>
+        <w:t xml:space="preserve"> </w:t>
+      </w:r>
+      <w:r>
+        <w:rPr>
+          <w:rFonts w:eastAsiaTheme="minorEastAsia" w:hAnsi="Calibri"/>
+          <w:color w:val="000000" w:themeColor="text1"/>
+          <w:kern w:val="24"/>
+          <w:lang w:val="ru-RU"/>
+        </w:rPr>
+        <w:t>управлява</w:t>
+      </w:r>
+      <w:r>
+        <w:rPr>
+          <w:rFonts w:eastAsiaTheme="minorEastAsia" w:hAnsi="Calibri"/>
+          <w:color w:val="000000" w:themeColor="text1"/>
+          <w:kern w:val="24"/>
+          <w:lang w:val="ru-RU"/>
+        </w:rPr>
+        <w:t xml:space="preserve"> </w:t>
+      </w:r>
+      <w:r>
+        <w:rPr>
+          <w:rFonts w:eastAsiaTheme="minorEastAsia" w:hAnsi="Calibri"/>
+          <w:color w:val="000000" w:themeColor="text1"/>
+          <w:kern w:val="24"/>
+          <w:lang w:val="ru-RU"/>
+        </w:rPr>
+        <w:t>основните</w:t>
+      </w:r>
+      <w:r>
+        <w:rPr>
+          <w:rFonts w:eastAsiaTheme="minorEastAsia" w:hAnsi="Calibri"/>
+          <w:color w:val="000000" w:themeColor="text1"/>
+          <w:kern w:val="24"/>
+          <w:lang w:val="ru-RU"/>
+        </w:rPr>
+        <w:t xml:space="preserve"> </w:t>
+      </w:r>
+      <w:r>
+        <w:rPr>
+          <w:rFonts w:eastAsiaTheme="minorEastAsia" w:hAnsi="Calibri"/>
+          <w:color w:val="000000" w:themeColor="text1"/>
+          <w:kern w:val="24"/>
+          <w:lang w:val="ru-RU"/>
+        </w:rPr>
+        <w:t>ресурси</w:t>
+      </w:r>
+      <w:r>
+        <w:rPr>
+          <w:rFonts w:eastAsiaTheme="minorEastAsia" w:hAnsi="Calibri"/>
+          <w:color w:val="000000" w:themeColor="text1"/>
+          <w:kern w:val="24"/>
+          <w:lang w:val="ru-RU"/>
+        </w:rPr>
+        <w:t xml:space="preserve"> </w:t>
+      </w:r>
+      <w:r>
+        <w:rPr>
+          <w:rFonts w:eastAsiaTheme="minorEastAsia" w:hAnsi="Calibri"/>
+          <w:color w:val="000000" w:themeColor="text1"/>
+          <w:kern w:val="24"/>
+          <w:lang w:val="ru-RU"/>
+        </w:rPr>
+        <w:t>–</w:t>
+      </w:r>
+      <w:r>
+        <w:rPr>
+          <w:rFonts w:eastAsiaTheme="minorEastAsia" w:hAnsi="Calibri"/>
+          <w:color w:val="000000" w:themeColor="text1"/>
+          <w:kern w:val="24"/>
+          <w:lang w:val="ru-RU"/>
+        </w:rPr>
+        <w:t xml:space="preserve"> </w:t>
+      </w:r>
+      <w:r>
+        <w:rPr>
+          <w:rFonts w:eastAsiaTheme="minorEastAsia" w:hAnsi="Calibri"/>
+          <w:color w:val="000000" w:themeColor="text1"/>
+          <w:kern w:val="24"/>
+          <w:lang w:val="ru-RU"/>
+        </w:rPr>
+        <w:t>процесорно</w:t>
+      </w:r>
+      <w:r>
+        <w:rPr>
+          <w:rFonts w:eastAsiaTheme="minorEastAsia" w:hAnsi="Calibri"/>
+          <w:color w:val="000000" w:themeColor="text1"/>
+          <w:kern w:val="24"/>
+          <w:lang w:val="ru-RU"/>
+        </w:rPr>
+        <w:t xml:space="preserve"> </w:t>
+      </w:r>
+      <w:r>
+        <w:rPr>
+          <w:rFonts w:eastAsiaTheme="minorEastAsia" w:hAnsi="Calibri"/>
+          <w:color w:val="000000" w:themeColor="text1"/>
+          <w:kern w:val="24"/>
+          <w:lang w:val="ru-RU"/>
+        </w:rPr>
+        <w:t>време</w:t>
+      </w:r>
+      <w:r>
+        <w:rPr>
+          <w:rFonts w:eastAsiaTheme="minorEastAsia" w:hAnsi="Calibri"/>
+          <w:color w:val="000000" w:themeColor="text1"/>
+          <w:kern w:val="24"/>
+          <w:lang w:val="ru-RU"/>
+        </w:rPr>
+        <w:t xml:space="preserve">, </w:t>
+      </w:r>
+      <w:r>
+        <w:rPr>
+          <w:rFonts w:eastAsiaTheme="minorEastAsia" w:hAnsi="Calibri"/>
+          <w:color w:val="000000" w:themeColor="text1"/>
+          <w:kern w:val="24"/>
+          <w:lang w:val="ru-RU"/>
+        </w:rPr>
+        <w:t>оперативна</w:t>
+      </w:r>
+      <w:r>
+        <w:rPr>
+          <w:rFonts w:eastAsiaTheme="minorEastAsia" w:hAnsi="Calibri"/>
+          <w:color w:val="000000" w:themeColor="text1"/>
+          <w:kern w:val="24"/>
+          <w:lang w:val="ru-RU"/>
+        </w:rPr>
+        <w:t xml:space="preserve"> </w:t>
+      </w:r>
+      <w:r>
+        <w:rPr>
+          <w:rFonts w:eastAsiaTheme="minorEastAsia" w:hAnsi="Calibri"/>
+          <w:color w:val="000000" w:themeColor="text1"/>
+          <w:kern w:val="24"/>
+          <w:lang w:val="ru-RU"/>
+        </w:rPr>
+        <w:t>памет</w:t>
+      </w:r>
+      <w:r>
+        <w:rPr>
+          <w:rFonts w:eastAsiaTheme="minorEastAsia" w:hAnsi="Calibri"/>
+          <w:color w:val="000000" w:themeColor="text1"/>
+          <w:kern w:val="24"/>
+          <w:lang w:val="ru-RU"/>
+        </w:rPr>
+        <w:t xml:space="preserve"> (RAM), </w:t>
+      </w:r>
+      <w:r>
+        <w:rPr>
+          <w:rFonts w:eastAsiaTheme="minorEastAsia" w:hAnsi="Calibri"/>
+          <w:color w:val="000000" w:themeColor="text1"/>
+          <w:kern w:val="24"/>
+          <w:lang w:val="ru-RU"/>
+        </w:rPr>
+        <w:t>файлове</w:t>
+      </w:r>
+      <w:r>
+        <w:rPr>
+          <w:rFonts w:eastAsiaTheme="minorEastAsia" w:hAnsi="Calibri"/>
+          <w:color w:val="000000" w:themeColor="text1"/>
+          <w:kern w:val="24"/>
+          <w:lang w:val="ru-RU"/>
+        </w:rPr>
+        <w:t xml:space="preserve"> </w:t>
+      </w:r>
+      <w:r>
+        <w:rPr>
+          <w:rFonts w:eastAsiaTheme="minorEastAsia" w:hAnsi="Calibri"/>
+          <w:color w:val="000000" w:themeColor="text1"/>
+          <w:kern w:val="24"/>
+          <w:lang w:val="ru-RU"/>
+        </w:rPr>
+        <w:t>и</w:t>
+      </w:r>
+      <w:r>
+        <w:rPr>
+          <w:rFonts w:eastAsiaTheme="minorEastAsia" w:hAnsi="Calibri"/>
+          <w:color w:val="000000" w:themeColor="text1"/>
+          <w:kern w:val="24"/>
+          <w:lang w:val="ru-RU"/>
+        </w:rPr>
+        <w:t xml:space="preserve"> </w:t>
+      </w:r>
+      <w:r>
+        <w:rPr>
+          <w:rFonts w:eastAsiaTheme="minorEastAsia" w:hAnsi="Calibri"/>
+          <w:color w:val="000000" w:themeColor="text1"/>
+          <w:kern w:val="24"/>
+          <w:lang w:val="ru-RU"/>
+        </w:rPr>
+        <w:t>устройства</w:t>
+      </w:r>
+      <w:r>
+        <w:rPr>
+          <w:rFonts w:eastAsiaTheme="minorEastAsia" w:hAnsi="Calibri"/>
+          <w:color w:val="000000" w:themeColor="text1"/>
+          <w:kern w:val="24"/>
+          <w:lang w:val="ru-RU"/>
+        </w:rPr>
+        <w:t xml:space="preserve"> </w:t>
+      </w:r>
+      <w:r>
+        <w:rPr>
+          <w:rFonts w:eastAsiaTheme="minorEastAsia" w:hAnsi="Calibri"/>
+          <w:color w:val="000000" w:themeColor="text1"/>
+          <w:kern w:val="24"/>
+          <w:lang w:val="ru-RU"/>
+        </w:rPr>
+        <w:t>чрез</w:t>
+      </w:r>
+      <w:r>
+        <w:rPr>
+          <w:rFonts w:eastAsiaTheme="minorEastAsia" w:hAnsi="Calibri"/>
+          <w:color w:val="000000" w:themeColor="text1"/>
+          <w:kern w:val="24"/>
+          <w:lang w:val="ru-RU"/>
+        </w:rPr>
+        <w:t xml:space="preserve"> </w:t>
+      </w:r>
+      <w:r>
+        <w:rPr>
+          <w:rFonts w:eastAsiaTheme="minorEastAsia" w:hAnsi="Calibri"/>
+          <w:color w:val="000000" w:themeColor="text1"/>
+          <w:kern w:val="24"/>
+          <w:lang w:val="ru-RU"/>
+        </w:rPr>
+        <w:t>драйвери</w:t>
+      </w:r>
+      <w:r>
+        <w:rPr>
+          <w:rFonts w:eastAsiaTheme="minorEastAsia" w:hAnsi="Calibri"/>
+          <w:color w:val="000000" w:themeColor="text1"/>
+          <w:kern w:val="24"/>
+          <w:lang w:val="ru-RU"/>
+        </w:rPr>
+        <w:t>.</w:t>
+      </w:r>
+    </w:p>
+    <w:p>
+      <w:pPr>
+        <w:pStyle w:val="NormalWeb"/>
+        <w:spacing w:before="0" w:beforeAutospacing="0" w:after="0" w:afterAutospacing="0"/>
+      </w:pPr>
+      <w:r>
+        <w:rPr>
+          <w:rFonts w:asciiTheme="majorHAnsi" w:eastAsiaTheme="majorEastAsia" w:hAnsiTheme="majorHAnsi" w:cstheme="majorBidi"/>
+          <w:color w:val="2E74B5" w:themeColor="accent1" w:themeShade="BF"/>
+          <w:sz w:val="26"/>
+          <w:szCs w:val="26"/>
+          <w:lang w:eastAsia="en-US"/>
+        </w:rPr>
+        <w:t xml:space="preserve">             </w:t>
+      </w:r>
+      <w:r>
+        <w:rPr>
+          <w:rFonts w:asciiTheme="minorHAnsi" w:eastAsiaTheme="minorEastAsia" w:hAnsi="Calibri" w:cstheme="minorBidi"/>
+          <w:b/>
+          <w:bCs/>
+          <w:color w:val="000000" w:themeColor="text1"/>
+          <w:kern w:val="24"/>
+        </w:rPr>
+        <w:t xml:space="preserve"> </w:t>
+      </w:r>
+      <w:r>
+        <w:rPr>
+          <w:rFonts w:asciiTheme="minorHAnsi" w:eastAsiaTheme="minorEastAsia" w:hAnsi="Calibri" w:cstheme="minorBidi"/>
+          <w:b/>
+          <w:bCs/>
+          <w:color w:val="000000" w:themeColor="text1"/>
+          <w:kern w:val="24"/>
+        </w:rPr>
+        <w:t>4.</w:t>
+      </w:r>
+      <w:r>
+        <w:rPr>
+          <w:rFonts w:asciiTheme="minorHAnsi" w:eastAsiaTheme="minorEastAsia" w:hAnsi="Calibri" w:cstheme="minorBidi"/>
+          <w:b/>
+          <w:bCs/>
+          <w:color w:val="000000" w:themeColor="text1"/>
+          <w:kern w:val="24"/>
+        </w:rPr>
+        <w:t>Процеси и жизнен цикъл</w:t>
+      </w:r>
+      <w:r>
+        <w:rPr>
+          <w:rFonts w:asciiTheme="minorHAnsi" w:eastAsiaTheme="minorEastAsia" w:hAnsi="Calibri" w:cstheme="minorBidi"/>
+          <w:color w:val="000000" w:themeColor="text1"/>
+          <w:kern w:val="24"/>
+        </w:rPr>
+        <w:t> – процесът като динамична единица; състояния </w:t>
+      </w:r>
+      <w:r>
+        <w:rPr>
+          <w:rFonts w:asciiTheme="minorHAnsi" w:eastAsiaTheme="minorEastAsia" w:hAnsi="Calibri" w:cstheme="minorBidi"/>
+          <w:b/>
+          <w:bCs/>
+          <w:color w:val="000000" w:themeColor="text1"/>
+          <w:kern w:val="24"/>
+        </w:rPr>
+        <w:t>New / Ready / Running / Waiting-Blocked / Terminated</w:t>
+      </w:r>
+      <w:r>
+        <w:rPr>
+          <w:rFonts w:asciiTheme="minorHAnsi" w:eastAsiaTheme="minorEastAsia" w:hAnsi="Calibri" w:cstheme="minorBidi"/>
+          <w:color w:val="000000" w:themeColor="text1"/>
+          <w:kern w:val="24"/>
+        </w:rPr>
+        <w:t>; роля на </w:t>
+      </w:r>
+      <w:r>
+        <w:rPr>
+          <w:rFonts w:asciiTheme="minorHAnsi" w:eastAsiaTheme="minorEastAsia" w:hAnsi="Calibri" w:cstheme="minorBidi"/>
+          <w:b/>
+          <w:bCs/>
+          <w:color w:val="000000" w:themeColor="text1"/>
+          <w:kern w:val="24"/>
+        </w:rPr>
+        <w:t>PCB</w:t>
+      </w:r>
+      <w:r>
+        <w:rPr>
+          <w:rFonts w:asciiTheme="minorHAnsi" w:eastAsiaTheme="minorEastAsia" w:hAnsi="Calibri" w:cstheme="minorBidi"/>
+          <w:color w:val="000000" w:themeColor="text1"/>
+          <w:kern w:val="24"/>
+        </w:rPr>
+        <w:t> и приоритети (статични/динамични).</w:t>
+      </w:r>
+    </w:p>
+    <w:p>
+      <w:pPr>
+        <w:spacing w:after="0" w:line="240" w:lineRule="auto"/>
+        <w:rPr>
+          <w:rFonts w:ascii="Times New Roman" w:eastAsia="Times New Roman" w:hAnsi="Times New Roman" w:cs="Times New Roman"/>
+          <w:sz w:val="24"/>
+          <w:szCs w:val="24"/>
+          <w:lang w:eastAsia="bg-BG"/>
+        </w:rPr>
+      </w:pPr>
+      <w:r>
+        <w:rPr>
+          <w:rFonts w:eastAsiaTheme="minorEastAsia" w:hAnsi="Calibri"/>
+          <w:color w:val="000000" w:themeColor="text1"/>
+          <w:kern w:val="24"/>
+          <w:sz w:val="24"/>
+          <w:szCs w:val="24"/>
+          <w:lang w:eastAsia="bg-BG"/>
+        </w:rPr>
+        <w:t xml:space="preserve">Процесът е динамична единица в операционната система, която преминава през състоянията </w:t>
+      </w:r>
+      <w:r>
+        <w:rPr>
+          <w:rFonts w:eastAsiaTheme="minorEastAsia" w:hAnsi="Calibri"/>
+          <w:color w:val="000000" w:themeColor="text1"/>
+          <w:kern w:val="24"/>
+          <w:sz w:val="24"/>
+          <w:szCs w:val="24"/>
+          <w:lang w:val="en-US" w:eastAsia="bg-BG"/>
+        </w:rPr>
+        <w:t xml:space="preserve">New, Ready, Running, Waiting (Blocked) </w:t>
+      </w:r>
+      <w:r>
+        <w:rPr>
+          <w:rFonts w:eastAsiaTheme="minorEastAsia" w:hAnsi="Calibri"/>
+          <w:color w:val="000000" w:themeColor="text1"/>
+          <w:kern w:val="24"/>
+          <w:sz w:val="24"/>
+          <w:szCs w:val="24"/>
+          <w:lang w:eastAsia="bg-BG"/>
+        </w:rPr>
+        <w:t xml:space="preserve">и </w:t>
+      </w:r>
+      <w:r>
+        <w:rPr>
+          <w:rFonts w:eastAsiaTheme="minorEastAsia" w:hAnsi="Calibri"/>
+          <w:color w:val="000000" w:themeColor="text1"/>
+          <w:kern w:val="24"/>
+          <w:sz w:val="24"/>
+          <w:szCs w:val="24"/>
+          <w:lang w:val="en-US" w:eastAsia="bg-BG"/>
+        </w:rPr>
+        <w:t xml:space="preserve">Terminated. </w:t>
+      </w:r>
+    </w:p>
+    <w:p>
+      <w:pPr>
+        <w:spacing w:after="0" w:line="240" w:lineRule="auto"/>
+        <w:rPr>
+          <w:rFonts w:eastAsiaTheme="minorEastAsia" w:hAnsi="Calibri"/>
+          <w:color w:val="000000" w:themeColor="text1"/>
+          <w:kern w:val="24"/>
+          <w:sz w:val="24"/>
+          <w:szCs w:val="24"/>
+          <w:lang w:eastAsia="bg-BG"/>
+        </w:rPr>
+      </w:pPr>
+      <w:r>
+        <w:rPr>
+          <w:rFonts w:eastAsiaTheme="minorEastAsia" w:hAnsi="Calibri"/>
+          <w:color w:val="000000" w:themeColor="text1"/>
+          <w:kern w:val="24"/>
+          <w:sz w:val="24"/>
+          <w:szCs w:val="24"/>
+          <w:lang w:eastAsia="bg-BG"/>
+        </w:rPr>
+        <w:t xml:space="preserve">Управлението на процесите се осъществява чрез </w:t>
+      </w:r>
+      <w:r>
+        <w:rPr>
+          <w:rFonts w:eastAsiaTheme="minorEastAsia" w:hAnsi="Calibri"/>
+          <w:color w:val="000000" w:themeColor="text1"/>
+          <w:kern w:val="24"/>
+          <w:sz w:val="24"/>
+          <w:szCs w:val="24"/>
+          <w:lang w:val="en-US" w:eastAsia="bg-BG"/>
+        </w:rPr>
+        <w:t xml:space="preserve">PCB (Process Control Block) </w:t>
+      </w:r>
+      <w:r>
+        <w:rPr>
+          <w:rFonts w:eastAsiaTheme="minorEastAsia" w:hAnsi="Calibri"/>
+          <w:color w:val="000000" w:themeColor="text1"/>
+          <w:kern w:val="24"/>
+          <w:sz w:val="24"/>
+          <w:szCs w:val="24"/>
+          <w:lang w:eastAsia="bg-BG"/>
+        </w:rPr>
+        <w:t>и приоритети, които могат да бъдат статични или динамични.</w:t>
+      </w:r>
+    </w:p>
+    <w:p>
+      <w:pPr>
+        <w:spacing w:after="0" w:line="240" w:lineRule="auto"/>
+        <w:rPr>
+          <w:rFonts w:ascii="Times New Roman" w:eastAsia="Times New Roman" w:hAnsi="Times New Roman" w:cs="Times New Roman"/>
+          <w:sz w:val="24"/>
+          <w:szCs w:val="24"/>
+          <w:lang w:eastAsia="bg-BG"/>
+        </w:rPr>
+      </w:pPr>
+    </w:p>
+    <w:p>
+      <w:pPr>
+        <w:pStyle w:val="NormalWeb"/>
+        <w:spacing w:before="0" w:beforeAutospacing="0" w:after="0" w:afterAutospacing="0"/>
+      </w:pPr>
+      <w:r>
+        <w:rPr>
+          <w:rStyle w:val="Strong"/>
+          <w:rFonts w:ascii="Segoe UI" w:hAnsi="Segoe UI" w:cs="Segoe UI"/>
+          <w:bdr w:val="single" w:sz="2" w:space="0" w:color="E5E7EB" w:frame="1"/>
+        </w:rPr>
+        <w:t>5.</w:t>
+      </w:r>
+      <w:r>
+        <w:rPr>
+          <w:rStyle w:val="Strong"/>
+          <w:rFonts w:ascii="Segoe UI" w:hAnsi="Segoe UI" w:cs="Segoe UI"/>
+          <w:bdr w:val="single" w:sz="2" w:space="0" w:color="E5E7EB" w:frame="1"/>
+        </w:rPr>
+        <w:t>Теория: Нишки (Threads)</w:t>
+      </w:r>
+      <w:r>
+        <w:rPr>
+          <w:rFonts w:ascii="Segoe UI" w:hAnsi="Segoe UI" w:cs="Segoe UI"/>
+        </w:rPr>
+        <w:t> – нишката като най-малка единица; споделяне на памет и ресурси; предимства: паралелност, отзивчивост и по-ефективно използване на системата.</w:t>
+      </w:r>
+      <w:r>
+        <w:rPr>
+          <w:rFonts w:asciiTheme="minorHAnsi" w:eastAsiaTheme="minorEastAsia" w:hAnsi="Calibri" w:cstheme="minorBidi"/>
+          <w:color w:val="000000" w:themeColor="text1"/>
+          <w:kern w:val="24"/>
+          <w:lang w:val="ru-RU"/>
+        </w:rPr>
+        <w:t xml:space="preserve"> Нишката (thread) е най-малката единица за изпълнение, която споделя памет и ресурси с други нишки в процеса. </w:t>
+      </w:r>
+    </w:p>
+    <w:p>
+      <w:pPr>
+        <w:spacing w:after="0" w:line="240" w:lineRule="auto"/>
+        <w:rPr>
+          <w:rFonts w:ascii="Times New Roman" w:eastAsia="Times New Roman" w:hAnsi="Times New Roman" w:cs="Times New Roman"/>
+          <w:sz w:val="24"/>
+          <w:szCs w:val="24"/>
+          <w:lang w:eastAsia="bg-BG"/>
+        </w:rPr>
+      </w:pPr>
+      <w:r>
+        <w:rPr>
+          <w:rFonts w:eastAsiaTheme="minorEastAsia" w:hAnsi="Calibri"/>
+          <w:color w:val="000000" w:themeColor="text1"/>
+          <w:kern w:val="24"/>
+          <w:sz w:val="24"/>
+          <w:szCs w:val="24"/>
+          <w:lang w:val="ru-RU" w:eastAsia="bg-BG"/>
+        </w:rPr>
+        <w:t>Тя осигурява предимства като паралелност, по-добра отзивчивост и по-ефективно използване на системните ресурси.</w:t>
+      </w:r>
+    </w:p>
+    <w:p>
+      <w:pPr>
+        <w:pStyle w:val="NormalWeb"/>
+        <w:pBdr>
+          <w:top w:val="single" w:sz="2" w:space="0" w:color="E5E7EB"/>
+          <w:left w:val="single" w:sz="2" w:space="0" w:color="E5E7EB"/>
+          <w:bottom w:val="single" w:sz="2" w:space="0" w:color="E5E7EB"/>
+          <w:right w:val="single" w:sz="2" w:space="0" w:color="E5E7EB"/>
+        </w:pBdr>
+        <w:shd w:val="clear" w:color="auto" w:fill="FFFFFF"/>
+        <w:spacing w:before="240" w:beforeAutospacing="0" w:after="150" w:afterAutospacing="0"/>
+        <w:ind w:left="1068"/>
+        <w:rPr>
+          <w:rFonts w:ascii="Segoe UI" w:hAnsi="Segoe UI" w:cs="Segoe UI"/>
+        </w:rPr>
+      </w:pPr>
     </w:p>
     <w:p>
       <w:pPr>
@@ -137,13 +778,27 @@
           <w:rFonts w:ascii="Segoe UI" w:hAnsi="Segoe UI" w:cs="Segoe UI"/>
           <w:bdr w:val="single" w:sz="2" w:space="0" w:color="E5E7EB" w:frame="1"/>
         </w:rPr>
-        <w:t>Теория: Операционни системи и управление на ресурси</w:t>
-      </w:r>
-      <w:r>
-        <w:rPr>
-          <w:rFonts w:ascii="Segoe UI" w:hAnsi="Segoe UI" w:cs="Segoe UI"/>
-        </w:rPr>
-        <w:t> – ОС като посредник; функции като управление на процесорно време, RAM, файлове и устройства чрез драйвери.</w:t>
+        <w:t>Теория: Системни ресурси и метрики</w:t>
+      </w:r>
+      <w:r>
+        <w:rPr>
+          <w:rFonts w:ascii="Segoe UI" w:hAnsi="Segoe UI" w:cs="Segoe UI"/>
+        </w:rPr>
+        <w:t> – CPU натоварване (процентно), RAM (използвана/свободна/виртуална памет) и </w:t>
+      </w:r>
+      <w:r>
+        <w:rPr>
+          <w:rStyle w:val="Strong"/>
+          <w:rFonts w:ascii="Segoe UI" w:hAnsi="Segoe UI" w:cs="Segoe UI"/>
+          <w:bdr w:val="single" w:sz="2" w:space="0" w:color="E5E7EB" w:frame="1"/>
+        </w:rPr>
+        <w:t>Disk I/O</w:t>
+      </w:r>
+      <w:r>
+        <w:rPr>
+          <w:rFonts w:ascii="Segoe UI" w:hAnsi="Segoe UI" w:cs="Segoe UI"/>
+        </w:rPr>
+        <w:t> (четене/запис, синхронно/асинхронно, кеширане/буфериране).</w:t>
       </w:r>
     </w:p>
     <w:p>
@@ -171,13 +826,13 @@
           <w:rFonts w:ascii="Segoe UI" w:hAnsi="Segoe UI" w:cs="Segoe UI"/>
           <w:bdr w:val="single" w:sz="2" w:space="0" w:color="E5E7EB" w:frame="1"/>
         </w:rPr>
-        <w:t>Теория: Процеси и жизнен цикъл</w:t>
-      </w:r>
-      <w:r>
-        <w:rPr>
-          <w:rFonts w:ascii="Segoe UI" w:hAnsi="Segoe UI" w:cs="Segoe UI"/>
-        </w:rPr>
-        <w:t> – процесът като динамична единица; състояния </w:t>
+        <w:t>Анализ на решения (мониторинг инструменти)</w:t>
+      </w:r>
+      <w:r>
+        <w:rPr>
+          <w:rFonts w:ascii="Segoe UI" w:hAnsi="Segoe UI" w:cs="Segoe UI"/>
+        </w:rPr>
+        <w:t> – разгледани са локални и уеб базирани варианти: Task Manager/top/htop и корпоративни системи като Zabbix/Nagios/Netdata; изводът е, че има </w:t>
       </w:r>
       <w:r>
         <w:rPr>
@@ -185,27 +840,13 @@
           <w:rFonts w:ascii="Segoe UI" w:hAnsi="Segoe UI" w:cs="Segoe UI"/>
           <w:bdr w:val="single" w:sz="2" w:space="0" w:color="E5E7EB" w:frame="1"/>
         </w:rPr>
-        <w:t>New / Ready / Running / Waiting-Blocked / Terminated</w:t>
-      </w:r>
-      <w:r>
-        <w:rPr>
-          <w:rFonts w:ascii="Segoe UI" w:hAnsi="Segoe UI" w:cs="Segoe UI"/>
-        </w:rPr>
-        <w:t>; роля на </w:t>
-      </w:r>
-      <w:r>
-        <w:rPr>
-          <w:rStyle w:val="Strong"/>
-          <w:rFonts w:ascii="Segoe UI" w:hAnsi="Segoe UI" w:cs="Segoe UI"/>
-          <w:bdr w:val="single" w:sz="2" w:space="0" w:color="E5E7EB" w:frame="1"/>
-        </w:rPr>
-        <w:t>PCB</w:t>
-      </w:r>
-      <w:r>
-        <w:rPr>
-          <w:rFonts w:ascii="Segoe UI" w:hAnsi="Segoe UI" w:cs="Segoe UI"/>
-        </w:rPr>
-        <w:t> и приоритети (статични/динамични).</w:t>
+        <w:t>празнина</w:t>
+      </w:r>
+      <w:r>
+        <w:rPr>
+          <w:rFonts w:ascii="Segoe UI" w:hAnsi="Segoe UI" w:cs="Segoe UI"/>
+        </w:rPr>
+        <w:t> между липса на уеб достъп и прекомерна сложност.</w:t>
       </w:r>
     </w:p>
     <w:p>
@@ -233,13 +874,150 @@
           <w:rFonts w:ascii="Segoe UI" w:hAnsi="Segoe UI" w:cs="Segoe UI"/>
           <w:bdr w:val="single" w:sz="2" w:space="0" w:color="E5E7EB" w:frame="1"/>
         </w:rPr>
-        <w:t>Теория: Нишки (Threads)</w:t>
-      </w:r>
-      <w:r>
-        <w:rPr>
-          <w:rFonts w:ascii="Segoe UI" w:hAnsi="Segoe UI" w:cs="Segoe UI"/>
-        </w:rPr>
-        <w:t> – нишката като най-малка единица; споделяне на памет и ресурси; предимства: паралелност, отзивчивост и по-ефективно използване на системата.</w:t>
+        <w:lastRenderedPageBreak/>
+        <w:t>Архитектура и технологии</w:t>
+      </w:r>
+      <w:r>
+        <w:rPr>
+          <w:rFonts w:ascii="Segoe UI" w:hAnsi="Segoe UI" w:cs="Segoe UI"/>
+        </w:rPr>
+        <w:t> – разделяне на </w:t>
+      </w:r>
+      <w:r>
+        <w:rPr>
+          <w:rStyle w:val="Strong"/>
+          <w:rFonts w:ascii="Segoe UI" w:hAnsi="Segoe UI" w:cs="Segoe UI"/>
+          <w:bdr w:val="single" w:sz="2" w:space="0" w:color="E5E7EB" w:frame="1"/>
+        </w:rPr>
+        <w:t>backend/frontend чрез REST API</w:t>
+      </w:r>
+      <w:r>
+        <w:rPr>
+          <w:rFonts w:ascii="Segoe UI" w:hAnsi="Segoe UI" w:cs="Segoe UI"/>
+        </w:rPr>
+        <w:t>: backend на </w:t>
+      </w:r>
+      <w:r>
+        <w:rPr>
+          <w:rStyle w:val="Strong"/>
+          <w:rFonts w:ascii="Segoe UI" w:hAnsi="Segoe UI" w:cs="Segoe UI"/>
+          <w:bdr w:val="single" w:sz="2" w:space="0" w:color="E5E7EB" w:frame="1"/>
+        </w:rPr>
+        <w:t>Python + Django + DRF</w:t>
+      </w:r>
+      <w:r>
+        <w:rPr>
+          <w:rFonts w:ascii="Segoe UI" w:hAnsi="Segoe UI" w:cs="Segoe UI"/>
+        </w:rPr>
+        <w:t>, извличане на метрики с </w:t>
+      </w:r>
+      <w:r>
+        <w:rPr>
+          <w:rStyle w:val="Strong"/>
+          <w:rFonts w:ascii="Segoe UI" w:hAnsi="Segoe UI" w:cs="Segoe UI"/>
+          <w:bdr w:val="single" w:sz="2" w:space="0" w:color="E5E7EB" w:frame="1"/>
+        </w:rPr>
+        <w:t>psutil</w:t>
+      </w:r>
+      <w:r>
+        <w:rPr>
+          <w:rFonts w:ascii="Segoe UI" w:hAnsi="Segoe UI" w:cs="Segoe UI"/>
+        </w:rPr>
+        <w:t>; frontend </w:t>
+      </w:r>
+      <w:r>
+        <w:rPr>
+          <w:rStyle w:val="Strong"/>
+          <w:rFonts w:ascii="Segoe UI" w:hAnsi="Segoe UI" w:cs="Segoe UI"/>
+          <w:bdr w:val="single" w:sz="2" w:space="0" w:color="E5E7EB" w:frame="1"/>
+        </w:rPr>
+        <w:t>Vue.js (SPA)</w:t>
+      </w:r>
+      <w:r>
+        <w:rPr>
+          <w:rFonts w:ascii="Segoe UI" w:hAnsi="Segoe UI" w:cs="Segoe UI"/>
+        </w:rPr>
+        <w:t> с </w:t>
+      </w:r>
+      <w:r>
+        <w:rPr>
+          <w:rStyle w:val="Strong"/>
+          <w:rFonts w:ascii="Segoe UI" w:hAnsi="Segoe UI" w:cs="Segoe UI"/>
+          <w:bdr w:val="single" w:sz="2" w:space="0" w:color="E5E7EB" w:frame="1"/>
+        </w:rPr>
+        <w:t>Axios</w:t>
+      </w:r>
+      <w:r>
+        <w:rPr>
+          <w:rFonts w:ascii="Segoe UI" w:hAnsi="Segoe UI" w:cs="Segoe UI"/>
+        </w:rPr>
+        <w:t> и JSON обмен.</w:t>
+      </w:r>
+    </w:p>
+    <w:p>
+      <w:pPr>
+        <w:pStyle w:val="NormalWeb"/>
+        <w:numPr>
+          <w:ilvl w:val="0"/>
+          <w:numId w:val="18"/>
+        </w:numPr>
+        <w:pBdr>
+          <w:top w:val="single" w:sz="2" w:space="0" w:color="E5E7EB"/>
+          <w:left w:val="single" w:sz="2" w:space="0" w:color="E5E7EB"/>
+          <w:bottom w:val="single" w:sz="2" w:space="0" w:color="E5E7EB"/>
+          <w:right w:val="single" w:sz="2" w:space="0" w:color="E5E7EB"/>
+        </w:pBdr>
+        <w:shd w:val="clear" w:color="auto" w:fill="FFFFFF"/>
+        <w:spacing w:before="0" w:beforeAutospacing="0" w:after="0" w:afterAutospacing="0"/>
+        <w:rPr>
+          <w:rFonts w:ascii="Segoe UI" w:hAnsi="Segoe UI" w:cs="Segoe UI"/>
+        </w:rPr>
+      </w:pPr>
+      <w:r>
+        <w:rPr>
+          <w:rStyle w:val="Strong"/>
+          <w:rFonts w:ascii="Segoe UI" w:hAnsi="Segoe UI" w:cs="Segoe UI"/>
+          <w:bdr w:val="single" w:sz="2" w:space="0" w:color="E5E7EB" w:frame="1"/>
+        </w:rPr>
+        <w:t>Практическа реализация</w:t>
+      </w:r>
+      <w:r>
+        <w:rPr>
+          <w:rFonts w:ascii="Segoe UI" w:hAnsi="Segoe UI" w:cs="Segoe UI"/>
+        </w:rPr>
+        <w:t> – модул за извличане на данни (CPU/RAM/Disk + top 10 процеси) с филтриране и обработка на изключения; REST API ендпойнти: </w:t>
+      </w:r>
+      <w:r>
+        <w:rPr>
+          <w:rStyle w:val="HTMLCode"/>
+          <w:rFonts w:ascii="Consolas" w:hAnsi="Consolas"/>
+          <w:sz w:val="22"/>
+          <w:szCs w:val="22"/>
+          <w:bdr w:val="single" w:sz="2" w:space="2" w:color="E5E7EB" w:frame="1"/>
+        </w:rPr>
+        <w:t>/api/stats/</w:t>
+      </w:r>
+      <w:r>
+        <w:rPr>
+          <w:rFonts w:ascii="Segoe UI" w:hAnsi="Segoe UI" w:cs="Segoe UI"/>
+        </w:rPr>
+        <w:t> и </w:t>
+      </w:r>
+      <w:r>
+        <w:rPr>
+          <w:rStyle w:val="HTMLCode"/>
+          <w:rFonts w:ascii="Consolas" w:hAnsi="Consolas"/>
+          <w:sz w:val="22"/>
+          <w:szCs w:val="22"/>
+          <w:bdr w:val="single" w:sz="2" w:space="2" w:color="E5E7EB" w:frame="1"/>
+        </w:rPr>
+        <w:t>/api/processes/</w:t>
+      </w:r>
+      <w:r>
+        <w:rPr>
+          <w:rFonts w:ascii="Segoe UI" w:hAnsi="Segoe UI" w:cs="Segoe UI"/>
+        </w:rPr>
+        <w:t>.</w:t>
       </w:r>
     </w:p>
     <w:p>
@@ -261,19 +1039,20 @@
           <w:rFonts w:ascii="Segoe UI" w:hAnsi="Segoe UI" w:cs="Segoe UI"/>
         </w:rPr>
       </w:pPr>
+      <w:bookmarkStart w:id="0" w:name="_GoBack"/>
       <w:r>
         <w:rPr>
           <w:rStyle w:val="Strong"/>
           <w:rFonts w:ascii="Segoe UI" w:hAnsi="Segoe UI" w:cs="Segoe UI"/>
           <w:bdr w:val="single" w:sz="2" w:space="0" w:color="E5E7EB" w:frame="1"/>
         </w:rPr>
-        <w:t>Теория: Системни ресурси и метрики</w:t>
-      </w:r>
-      <w:r>
-        <w:rPr>
-          <w:rFonts w:ascii="Segoe UI" w:hAnsi="Segoe UI" w:cs="Segoe UI"/>
-        </w:rPr>
-        <w:t> – CPU натоварване (процентно), RAM (използвана/свободна/виртуална памет) и </w:t>
+        <w:t>Резултати и бъдещо развитие</w:t>
+      </w:r>
+      <w:r>
+        <w:rPr>
+          <w:rFonts w:ascii="Segoe UI" w:hAnsi="Segoe UI" w:cs="Segoe UI"/>
+        </w:rPr>
+        <w:t> – работеща система с динамична визуализация чрез </w:t>
       </w:r>
       <w:r>
         <w:rPr>
@@ -281,299 +1060,31 @@
           <w:rFonts w:ascii="Segoe UI" w:hAnsi="Segoe UI" w:cs="Segoe UI"/>
           <w:bdr w:val="single" w:sz="2" w:space="0" w:color="E5E7EB" w:frame="1"/>
         </w:rPr>
-        <w:t>Disk I/O</w:t>
-      </w:r>
-      <w:r>
-        <w:rPr>
-          <w:rFonts w:ascii="Segoe UI" w:hAnsi="Segoe UI" w:cs="Segoe UI"/>
-        </w:rPr>
-        <w:t> (четене/запис, синхронно/асинхронно, кеширане/буфериране).</w:t>
+        <w:t>polling на всеки 3 секунди</w:t>
+      </w:r>
+      <w:r>
+        <w:rPr>
+          <w:rFonts w:ascii="Segoe UI" w:hAnsi="Segoe UI" w:cs="Segoe UI"/>
+        </w:rPr>
+        <w:t>, показваща метрики в реално време и защитен достъп чрез Django/DRF; идеи за развитие: </w:t>
+      </w:r>
+      <w:r>
+        <w:rPr>
+          <w:rStyle w:val="Strong"/>
+          <w:rFonts w:ascii="Segoe UI" w:hAnsi="Segoe UI" w:cs="Segoe UI"/>
+          <w:bdr w:val="single" w:sz="2" w:space="0" w:color="E5E7EB" w:frame="1"/>
+        </w:rPr>
+        <w:t>Kill на процеси</w:t>
+      </w:r>
+      <w:r>
+        <w:rPr>
+          <w:rFonts w:ascii="Segoe UI" w:hAnsi="Segoe UI" w:cs="Segoe UI"/>
+        </w:rPr>
+        <w:t>, исторически графики/база данни и нотификации при критични стойности.</w:t>
       </w:r>
     </w:p>
-    <w:p>
-      <w:pPr>
-        <w:pStyle w:val="NormalWeb"/>
-        <w:numPr>
-          <w:ilvl w:val="0"/>
-          <w:numId w:val="18"/>
-        </w:numPr>
-        <w:pBdr>
-          <w:top w:val="single" w:sz="2" w:space="0" w:color="E5E7EB"/>
-          <w:left w:val="single" w:sz="2" w:space="0" w:color="E5E7EB"/>
-          <w:bottom w:val="single" w:sz="2" w:space="0" w:color="E5E7EB"/>
-          <w:right w:val="single" w:sz="2" w:space="0" w:color="E5E7EB"/>
-        </w:pBdr>
-        <w:shd w:val="clear" w:color="auto" w:fill="FFFFFF"/>
-        <w:spacing w:before="240" w:beforeAutospacing="0" w:after="150" w:afterAutospacing="0"/>
-        <w:rPr>
-          <w:rFonts w:ascii="Segoe UI" w:hAnsi="Segoe UI" w:cs="Segoe UI"/>
-        </w:rPr>
-      </w:pPr>
-      <w:r>
-        <w:rPr>
-          <w:rStyle w:val="Strong"/>
-          <w:rFonts w:ascii="Segoe UI" w:hAnsi="Segoe UI" w:cs="Segoe UI"/>
-          <w:bdr w:val="single" w:sz="2" w:space="0" w:color="E5E7EB" w:frame="1"/>
-        </w:rPr>
-        <w:t>Анализ на решения (мониторинг инструменти)</w:t>
-      </w:r>
-      <w:r>
-        <w:rPr>
-          <w:rFonts w:ascii="Segoe UI" w:hAnsi="Segoe UI" w:cs="Segoe UI"/>
-        </w:rPr>
-        <w:t> – разгледани са локални и уеб базирани варианти: Task Manager/top/htop и корпоративни системи като Zabbix/Nagios/Netdata; изводът е, че има </w:t>
-      </w:r>
-      <w:r>
-        <w:rPr>
-          <w:rStyle w:val="Strong"/>
-          <w:rFonts w:ascii="Segoe UI" w:hAnsi="Segoe UI" w:cs="Segoe UI"/>
-          <w:bdr w:val="single" w:sz="2" w:space="0" w:color="E5E7EB" w:frame="1"/>
-        </w:rPr>
-        <w:t>празнина</w:t>
-      </w:r>
-      <w:r>
-        <w:rPr>
-          <w:rFonts w:ascii="Segoe UI" w:hAnsi="Segoe UI" w:cs="Segoe UI"/>
-        </w:rPr>
-        <w:t> между липса на уеб достъп и прекомерна сложност.</w:t>
-      </w:r>
-    </w:p>
-    <w:p>
-      <w:pPr>
-        <w:pStyle w:val="NormalWeb"/>
-        <w:numPr>
-          <w:ilvl w:val="0"/>
-          <w:numId w:val="18"/>
-        </w:numPr>
-        <w:pBdr>
-          <w:top w:val="single" w:sz="2" w:space="0" w:color="E5E7EB"/>
-          <w:left w:val="single" w:sz="2" w:space="0" w:color="E5E7EB"/>
-          <w:bottom w:val="single" w:sz="2" w:space="0" w:color="E5E7EB"/>
-          <w:right w:val="single" w:sz="2" w:space="0" w:color="E5E7EB"/>
-        </w:pBdr>
-        <w:shd w:val="clear" w:color="auto" w:fill="FFFFFF"/>
-        <w:spacing w:before="240" w:beforeAutospacing="0" w:after="150" w:afterAutospacing="0"/>
-        <w:rPr>
-          <w:rFonts w:ascii="Segoe UI" w:hAnsi="Segoe UI" w:cs="Segoe UI"/>
-        </w:rPr>
-      </w:pPr>
-      <w:r>
-        <w:rPr>
-          <w:rStyle w:val="Strong"/>
-          <w:rFonts w:ascii="Segoe UI" w:hAnsi="Segoe UI" w:cs="Segoe UI"/>
-          <w:bdr w:val="single" w:sz="2" w:space="0" w:color="E5E7EB" w:frame="1"/>
-        </w:rPr>
-        <w:t>Архитектура и технологии</w:t>
-      </w:r>
-      <w:r>
-        <w:rPr>
-          <w:rFonts w:ascii="Segoe UI" w:hAnsi="Segoe UI" w:cs="Segoe UI"/>
-        </w:rPr>
-        <w:t> – разделяне на </w:t>
-      </w:r>
-      <w:r>
-        <w:rPr>
-          <w:rStyle w:val="Strong"/>
-          <w:rFonts w:ascii="Segoe UI" w:hAnsi="Segoe UI" w:cs="Segoe UI"/>
-          <w:bdr w:val="single" w:sz="2" w:space="0" w:color="E5E7EB" w:frame="1"/>
-        </w:rPr>
-        <w:t>backend/frontend чрез REST API</w:t>
-      </w:r>
-      <w:r>
-        <w:rPr>
-          <w:rFonts w:ascii="Segoe UI" w:hAnsi="Segoe UI" w:cs="Segoe UI"/>
-        </w:rPr>
-        <w:t>: backend на </w:t>
-      </w:r>
-      <w:r>
-        <w:rPr>
-          <w:rStyle w:val="Strong"/>
-          <w:rFonts w:ascii="Segoe UI" w:hAnsi="Segoe UI" w:cs="Segoe UI"/>
-          <w:bdr w:val="single" w:sz="2" w:space="0" w:color="E5E7EB" w:frame="1"/>
-        </w:rPr>
-        <w:t>Python + Django + DRF</w:t>
-      </w:r>
-      <w:r>
-        <w:rPr>
-          <w:rFonts w:ascii="Segoe UI" w:hAnsi="Segoe UI" w:cs="Segoe UI"/>
-        </w:rPr>
-        <w:t>, извличане на метрики с </w:t>
-      </w:r>
-      <w:r>
-        <w:rPr>
-          <w:rStyle w:val="Strong"/>
-          <w:rFonts w:ascii="Segoe UI" w:hAnsi="Segoe UI" w:cs="Segoe UI"/>
-          <w:bdr w:val="single" w:sz="2" w:space="0" w:color="E5E7EB" w:frame="1"/>
-        </w:rPr>
-        <w:t>psutil</w:t>
-      </w:r>
-      <w:r>
-        <w:rPr>
-          <w:rFonts w:ascii="Segoe UI" w:hAnsi="Segoe UI" w:cs="Segoe UI"/>
-        </w:rPr>
-        <w:t>; frontend </w:t>
-      </w:r>
-      <w:r>
-        <w:rPr>
-          <w:rStyle w:val="Strong"/>
-          <w:rFonts w:ascii="Segoe UI" w:hAnsi="Segoe UI" w:cs="Segoe UI"/>
-          <w:bdr w:val="single" w:sz="2" w:space="0" w:color="E5E7EB" w:frame="1"/>
-        </w:rPr>
-        <w:t>Vue.js (SPA)</w:t>
-      </w:r>
-      <w:r>
-        <w:rPr>
-          <w:rFonts w:ascii="Segoe UI" w:hAnsi="Segoe UI" w:cs="Segoe UI"/>
-        </w:rPr>
-        <w:t> с </w:t>
-      </w:r>
-      <w:r>
-        <w:rPr>
-          <w:rStyle w:val="Strong"/>
-          <w:rFonts w:ascii="Segoe UI" w:hAnsi="Segoe UI" w:cs="Segoe UI"/>
-          <w:bdr w:val="single" w:sz="2" w:space="0" w:color="E5E7EB" w:frame="1"/>
-        </w:rPr>
-        <w:t>Axios</w:t>
-      </w:r>
-      <w:r>
-        <w:rPr>
-          <w:rFonts w:ascii="Segoe UI" w:hAnsi="Segoe UI" w:cs="Segoe UI"/>
-        </w:rPr>
-        <w:t> и JSON обмен.</w:t>
-      </w:r>
-    </w:p>
-    <w:p>
-      <w:pPr>
-        <w:pStyle w:val="NormalWeb"/>
-        <w:numPr>
-          <w:ilvl w:val="0"/>
-          <w:numId w:val="18"/>
-        </w:numPr>
-        <w:pBdr>
-          <w:top w:val="single" w:sz="2" w:space="0" w:color="E5E7EB"/>
-          <w:left w:val="single" w:sz="2" w:space="0" w:color="E5E7EB"/>
-          <w:bottom w:val="single" w:sz="2" w:space="0" w:color="E5E7EB"/>
-          <w:right w:val="single" w:sz="2" w:space="0" w:color="E5E7EB"/>
-        </w:pBdr>
-        <w:shd w:val="clear" w:color="auto" w:fill="FFFFFF"/>
-        <w:spacing w:before="0" w:beforeAutospacing="0" w:after="0" w:afterAutospacing="0"/>
-        <w:rPr>
-          <w:rFonts w:ascii="Segoe UI" w:hAnsi="Segoe UI" w:cs="Segoe UI"/>
-        </w:rPr>
-      </w:pPr>
-      <w:r>
-        <w:rPr>
-          <w:rStyle w:val="Strong"/>
-          <w:rFonts w:ascii="Segoe UI" w:hAnsi="Segoe UI" w:cs="Segoe UI"/>
-          <w:bdr w:val="single" w:sz="2" w:space="0" w:color="E5E7EB" w:frame="1"/>
-        </w:rPr>
-        <w:t>Практическа реализация</w:t>
-      </w:r>
-      <w:r>
-        <w:rPr>
-          <w:rFonts w:ascii="Segoe UI" w:hAnsi="Segoe UI" w:cs="Segoe UI"/>
-        </w:rPr>
-        <w:t> – модул за извличане на данни (CPU/RAM/Disk + top 10 процеси) с филтриране и обработка на изключения; REST API ендпойнти: </w:t>
-      </w:r>
-      <w:r>
-        <w:rPr>
-          <w:rStyle w:val="HTMLCode"/>
-          <w:rFonts w:ascii="Consolas" w:hAnsi="Consolas"/>
-          <w:sz w:val="22"/>
-          <w:szCs w:val="22"/>
-          <w:bdr w:val="single" w:sz="2" w:space="2" w:color="E5E7EB" w:frame="1"/>
-        </w:rPr>
-        <w:t>/api/stats/</w:t>
-      </w:r>
-      <w:r>
-        <w:rPr>
-          <w:rFonts w:ascii="Segoe UI" w:hAnsi="Segoe UI" w:cs="Segoe UI"/>
-        </w:rPr>
-        <w:t> и </w:t>
-      </w:r>
-      <w:r>
-        <w:rPr>
-          <w:rStyle w:val="HTMLCode"/>
-          <w:rFonts w:ascii="Consolas" w:hAnsi="Consolas"/>
-          <w:sz w:val="22"/>
-          <w:szCs w:val="22"/>
-          <w:bdr w:val="single" w:sz="2" w:space="2" w:color="E5E7EB" w:frame="1"/>
-        </w:rPr>
-        <w:t>/api/processes/</w:t>
-      </w:r>
-      <w:r>
-        <w:rPr>
-          <w:rFonts w:ascii="Segoe UI" w:hAnsi="Segoe UI" w:cs="Segoe UI"/>
-        </w:rPr>
-        <w:t>.</w:t>
-      </w:r>
-    </w:p>
-    <w:p>
-      <w:pPr>
-        <w:pStyle w:val="NormalWeb"/>
-        <w:numPr>
-          <w:ilvl w:val="0"/>
-          <w:numId w:val="18"/>
-        </w:numPr>
-        <w:pBdr>
-          <w:top w:val="single" w:sz="2" w:space="0" w:color="E5E7EB"/>
-          <w:left w:val="single" w:sz="2" w:space="0" w:color="E5E7EB"/>
-          <w:bottom w:val="single" w:sz="2" w:space="0" w:color="E5E7EB"/>
-          <w:right w:val="single" w:sz="2" w:space="0" w:color="E5E7EB"/>
-        </w:pBdr>
-        <w:shd w:val="clear" w:color="auto" w:fill="FFFFFF"/>
-        <w:spacing w:before="240" w:beforeAutospacing="0" w:after="150" w:afterAutospacing="0"/>
-        <w:rPr>
-          <w:rFonts w:ascii="Segoe UI" w:hAnsi="Segoe UI" w:cs="Segoe UI"/>
-        </w:rPr>
-      </w:pPr>
-      <w:r>
-        <w:rPr>
-          <w:rStyle w:val="Strong"/>
-          <w:rFonts w:ascii="Segoe UI" w:hAnsi="Segoe UI" w:cs="Segoe UI"/>
-          <w:bdr w:val="single" w:sz="2" w:space="0" w:color="E5E7EB" w:frame="1"/>
-        </w:rPr>
-        <w:t>Резултати и бъдещо развитие</w:t>
-      </w:r>
-      <w:r>
-        <w:rPr>
-          <w:rFonts w:ascii="Segoe UI" w:hAnsi="Segoe UI" w:cs="Segoe UI"/>
-        </w:rPr>
-        <w:t> – работеща система с динамична визуализация чрез </w:t>
-      </w:r>
-      <w:r>
-        <w:rPr>
-          <w:rStyle w:val="Strong"/>
-          <w:rFonts w:ascii="Segoe UI" w:hAnsi="Segoe UI" w:cs="Segoe UI"/>
-          <w:bdr w:val="single" w:sz="2" w:space="0" w:color="E5E7EB" w:frame="1"/>
-        </w:rPr>
-        <w:t>polling на всеки 3 секунди</w:t>
-      </w:r>
-      <w:r>
-        <w:rPr>
-          <w:rFonts w:ascii="Segoe UI" w:hAnsi="Segoe UI" w:cs="Segoe UI"/>
-        </w:rPr>
-        <w:t>, показваща метрики в реално време и защитен достъп чрез Django/DRF; идеи за развитие: </w:t>
-      </w:r>
-      <w:r>
-        <w:rPr>
-          <w:rStyle w:val="Strong"/>
-          <w:rFonts w:ascii="Segoe UI" w:hAnsi="Segoe UI" w:cs="Segoe UI"/>
-          <w:bdr w:val="single" w:sz="2" w:space="0" w:color="E5E7EB" w:frame="1"/>
-        </w:rPr>
-        <w:t>Kill на процеси</w:t>
-      </w:r>
-      <w:r>
-        <w:rPr>
-          <w:rFonts w:ascii="Segoe UI" w:hAnsi="Segoe UI" w:cs="Segoe UI"/>
-        </w:rPr>
-        <w:t>, исторически графики/база данни и нотификации при критични стойности.</w:t>
-      </w:r>
-    </w:p>
-    <w:p>
-      <w:bookmarkStart w:id="0" w:name="_GoBack"/>
-      <w:bookmarkEnd w:id="0"/>
-    </w:p>
+    <w:bookmarkEnd w:id="0"/>
+    <w:p/>
     <w:sectPr>
       <w:pgSz w:w="11906" w:h="16838"/>
       <w:pgMar w:top="1417" w:right="1417" w:bottom="1417" w:left="1417" w:header="708" w:footer="708" w:gutter="0"/>
@@ -1757,9 +2268,9 @@
       <w:lvlJc w:val="left"/>
       <w:pPr>
         <w:tabs>
-          <w:tab w:val="num" w:pos="720"/>
-        </w:tabs>
-        <w:ind w:left="720" w:hanging="360"/>
+          <w:tab w:val="num" w:pos="1068"/>
+        </w:tabs>
+        <w:ind w:left="1068" w:hanging="360"/>
       </w:pPr>
     </w:lvl>
     <w:lvl w:ilvl="1" w:tentative="1">
@@ -3651,10 +4162,31 @@
     <w:name w:val="Normal"/>
     <w:qFormat/>
   </w:style>
+  <w:style w:type="paragraph" w:styleId="Heading2">
+    <w:name w:val="heading 2"/>
+    <w:basedOn w:val="Normal"/>
+    <w:next w:val="Normal"/>
+    <w:link w:val="Heading2Char"/>
+    <w:uiPriority w:val="9"/>
+    <w:unhideWhenUsed/>
+    <w:qFormat/>
+    <w:rsid w:val="00994449"/>
+    <w:pPr>
+      <w:keepNext/>
+      <w:keepLines/>
+      <w:spacing w:before="40" w:after="0"/>
+      <w:outlineLvl w:val="1"/>
+    </w:pPr>
+    <w:rPr>
+      <w:rFonts w:asciiTheme="majorHAnsi" w:eastAsiaTheme="majorEastAsia" w:hAnsiTheme="majorHAnsi" w:cstheme="majorBidi"/>
+      <w:color w:val="2E74B5" w:themeColor="accent1" w:themeShade="BF"/>
+      <w:sz w:val="26"/>
+      <w:szCs w:val="26"/>
+    </w:rPr>
+  </w:style>
   <w:style w:type="character" w:default="1" w:styleId="DefaultParagraphFont">
     <w:name w:val="Default Paragraph Font"/>
     <w:uiPriority w:val="1"/>
-    <w:semiHidden/>
     <w:unhideWhenUsed/>
   </w:style>
   <w:style w:type="table" w:default="1" w:styleId="TableNormal">
@@ -3682,7 +4214,6 @@
     <w:name w:val="Normal (Web)"/>
     <w:basedOn w:val="Normal"/>
     <w:uiPriority w:val="99"/>
-    <w:semiHidden/>
     <w:unhideWhenUsed/>
     <w:rsid w:val="00227E08"/>
     <w:pPr>
@@ -3728,6 +4259,30 @@
       <w:rFonts w:ascii="Courier New" w:eastAsia="Times New Roman" w:hAnsi="Courier New" w:cs="Courier New"/>
       <w:sz w:val="20"/>
       <w:szCs w:val="20"/>
+    </w:rPr>
+  </w:style>
+  <w:style w:type="paragraph" w:styleId="ListParagraph">
+    <w:name w:val="List Paragraph"/>
+    <w:basedOn w:val="Normal"/>
+    <w:uiPriority w:val="34"/>
+    <w:qFormat/>
+    <w:rsid w:val="00994449"/>
+    <w:pPr>
+      <w:ind w:left="720"/>
+      <w:contextualSpacing/>
+    </w:pPr>
+  </w:style>
+  <w:style w:type="character" w:customStyle="1" w:styleId="Heading2Char">
+    <w:name w:val="Heading 2 Char"/>
+    <w:basedOn w:val="DefaultParagraphFont"/>
+    <w:link w:val="Heading2"/>
+    <w:uiPriority w:val="9"/>
+    <w:rsid w:val="00994449"/>
+    <w:rPr>
+      <w:rFonts w:asciiTheme="majorHAnsi" w:eastAsiaTheme="majorEastAsia" w:hAnsiTheme="majorHAnsi" w:cstheme="majorBidi"/>
+      <w:color w:val="2E74B5" w:themeColor="accent1" w:themeShade="BF"/>
+      <w:sz w:val="26"/>
+      <w:szCs w:val="26"/>
     </w:rPr>
   </w:style>
 </w:styles>

--- a/работна/Резюме.docx
+++ b/работна/Резюме.docx
@@ -4,40 +4,25 @@
   <w:body>
     <w:p>
       <w:pPr>
-        <w:pStyle w:val="NormalWeb"/>
-        <w:numPr>
-          <w:ilvl w:val="0"/>
-          <w:numId w:val="18"/>
-        </w:numPr>
-        <w:pBdr>
-          <w:top w:val="single" w:sz="2" w:space="0" w:color="E5E7EB"/>
-          <w:left w:val="single" w:sz="2" w:space="0" w:color="E5E7EB"/>
-          <w:bottom w:val="single" w:sz="2" w:space="0" w:color="E5E7EB"/>
-          <w:right w:val="single" w:sz="2" w:space="0" w:color="E5E7EB"/>
-        </w:pBdr>
-        <w:shd w:val="clear" w:color="auto" w:fill="FFFFFF"/>
-        <w:spacing w:before="240" w:after="150"/>
-        <w:rPr>
-          <w:rFonts w:ascii="Segoe UI" w:hAnsi="Segoe UI" w:cs="Segoe UI"/>
-          <w:b/>
-          <w:bCs/>
+        <w:pStyle w:val="NoSpacing"/>
+        <w:rPr>
+          <w:sz w:val="28"/>
+          <w:szCs w:val="28"/>
           <w:bdr w:val="single" w:sz="2" w:space="0" w:color="E5E7EB" w:frame="1"/>
         </w:rPr>
       </w:pPr>
       <w:r>
         <w:rPr>
-          <w:rFonts w:ascii="Segoe UI" w:hAnsi="Segoe UI" w:cs="Segoe UI"/>
-          <w:b/>
-          <w:bCs/>
+          <w:sz w:val="28"/>
+          <w:szCs w:val="28"/>
           <w:bdr w:val="single" w:sz="2" w:space="0" w:color="E5E7EB" w:frame="1"/>
         </w:rPr>
         <w:t>Уважаема г-жо Директор</w:t>
       </w:r>
       <w:r>
         <w:rPr>
-          <w:rFonts w:ascii="Segoe UI" w:hAnsi="Segoe UI" w:cs="Segoe UI"/>
-          <w:b/>
-          <w:bCs/>
+          <w:sz w:val="28"/>
+          <w:szCs w:val="28"/>
           <w:bdr w:val="single" w:sz="2" w:space="0" w:color="E5E7EB" w:frame="1"/>
           <w:lang w:val="en-US"/>
         </w:rPr>
@@ -45,18 +30,16 @@
       </w:r>
       <w:r>
         <w:rPr>
-          <w:rFonts w:ascii="Segoe UI" w:hAnsi="Segoe UI" w:cs="Segoe UI"/>
-          <w:b/>
-          <w:bCs/>
+          <w:sz w:val="28"/>
+          <w:szCs w:val="28"/>
           <w:bdr w:val="single" w:sz="2" w:space="0" w:color="E5E7EB" w:frame="1"/>
         </w:rPr>
         <w:t xml:space="preserve"> Уважаема комисия.Аз съм Айлин Туталъ.Темата на моя дипломен проект е </w:t>
       </w:r>
       <w:r>
         <w:rPr>
-          <w:rFonts w:ascii="Segoe UI" w:hAnsi="Segoe UI" w:cs="Segoe UI"/>
-          <w:b/>
-          <w:bCs/>
+          <w:sz w:val="28"/>
+          <w:szCs w:val="28"/>
           <w:bdr w:val="single" w:sz="2" w:space="0" w:color="E5E7EB" w:frame="1"/>
           <w:lang w:val="en-US"/>
         </w:rPr>
@@ -64,54 +47,64 @@
       </w:r>
       <w:r>
         <w:rPr>
-          <w:rFonts w:ascii="Segoe UI" w:hAnsi="Segoe UI" w:cs="Segoe UI"/>
-          <w:b/>
-          <w:bCs/>
+          <w:sz w:val="28"/>
+          <w:szCs w:val="28"/>
           <w:bdr w:val="single" w:sz="2" w:space="0" w:color="E5E7EB" w:frame="1"/>
         </w:rPr>
         <w:t>Уеб базиран Task Manager (Системен монитор).</w:t>
       </w:r>
       <w:r>
         <w:rPr>
-          <w:rFonts w:ascii="Segoe UI" w:hAnsi="Segoe UI" w:cs="Segoe UI"/>
-          <w:b/>
-          <w:bCs/>
+          <w:sz w:val="28"/>
+          <w:szCs w:val="28"/>
           <w:bdr w:val="single" w:sz="2" w:space="0" w:color="E5E7EB" w:frame="1"/>
           <w:lang w:val="en-US"/>
         </w:rPr>
         <w:t>’’</w:t>
       </w:r>
+      <w:r>
+        <w:rPr>
+          <w:sz w:val="28"/>
+          <w:szCs w:val="28"/>
+          <w:bdr w:val="single" w:sz="2" w:space="0" w:color="E5E7EB" w:frame="1"/>
+        </w:rPr>
+        <w:t xml:space="preserve"> </w:t>
+      </w:r>
     </w:p>
     <w:p>
       <w:pPr>
+        <w:pStyle w:val="NoSpacing"/>
+        <w:rPr>
+          <w:sz w:val="28"/>
+          <w:szCs w:val="28"/>
+          <w:bdr w:val="single" w:sz="2" w:space="0" w:color="E5E7EB" w:frame="1"/>
+        </w:rPr>
+      </w:pPr>
+    </w:p>
+    <w:p>
+      <w:pPr>
         <w:pStyle w:val="NormalWeb"/>
-        <w:numPr>
-          <w:ilvl w:val="0"/>
-          <w:numId w:val="18"/>
-        </w:numPr>
-        <w:pBdr>
-          <w:top w:val="single" w:sz="2" w:space="0" w:color="E5E7EB"/>
-          <w:left w:val="single" w:sz="2" w:space="0" w:color="E5E7EB"/>
-          <w:bottom w:val="single" w:sz="2" w:space="0" w:color="E5E7EB"/>
-          <w:right w:val="single" w:sz="2" w:space="0" w:color="E5E7EB"/>
-        </w:pBdr>
-        <w:shd w:val="clear" w:color="auto" w:fill="FFFFFF"/>
-        <w:spacing w:before="240" w:beforeAutospacing="0" w:after="150" w:afterAutospacing="0"/>
-        <w:rPr>
-          <w:rFonts w:ascii="Segoe UI" w:hAnsi="Segoe UI" w:cs="Segoe UI"/>
+        <w:spacing w:before="0" w:beforeAutospacing="0" w:after="0" w:afterAutospacing="0"/>
+        <w:rPr>
+          <w:sz w:val="28"/>
+          <w:szCs w:val="28"/>
         </w:rPr>
       </w:pPr>
       <w:r>
         <w:rPr>
           <w:rStyle w:val="Strong"/>
           <w:rFonts w:ascii="Segoe UI" w:hAnsi="Segoe UI" w:cs="Segoe UI"/>
+          <w:color w:val="0D0D0D" w:themeColor="text1" w:themeTint="F2"/>
+          <w:sz w:val="28"/>
+          <w:szCs w:val="28"/>
           <w:bdr w:val="single" w:sz="2" w:space="0" w:color="E5E7EB" w:frame="1"/>
         </w:rPr>
         <w:t>Увод / цел на проекта</w:t>
       </w:r>
       <w:r>
         <w:rPr>
-          <w:rFonts w:ascii="Segoe UI" w:hAnsi="Segoe UI" w:cs="Segoe UI"/>
+          <w:sz w:val="28"/>
+          <w:szCs w:val="28"/>
         </w:rPr>
         <w:t> – разработване на уеб базиран </w:t>
       </w:r>
@@ -119,13 +112,17 @@
         <w:rPr>
           <w:rStyle w:val="Emphasis"/>
           <w:rFonts w:ascii="Segoe UI" w:hAnsi="Segoe UI" w:cs="Segoe UI"/>
+          <w:color w:val="0D0D0D" w:themeColor="text1" w:themeTint="F2"/>
+          <w:sz w:val="28"/>
+          <w:szCs w:val="28"/>
           <w:bdr w:val="single" w:sz="2" w:space="0" w:color="E5E7EB" w:frame="1"/>
         </w:rPr>
         <w:t>System Monitor / Task Manager</w:t>
       </w:r>
       <w:r>
         <w:rPr>
-          <w:rFonts w:ascii="Segoe UI" w:hAnsi="Segoe UI" w:cs="Segoe UI"/>
+          <w:sz w:val="28"/>
+          <w:szCs w:val="28"/>
         </w:rPr>
         <w:t>, който показва </w:t>
       </w:r>
@@ -133,13 +130,17 @@
         <w:rPr>
           <w:rStyle w:val="Strong"/>
           <w:rFonts w:ascii="Segoe UI" w:hAnsi="Segoe UI" w:cs="Segoe UI"/>
+          <w:color w:val="0D0D0D" w:themeColor="text1" w:themeTint="F2"/>
+          <w:sz w:val="28"/>
+          <w:szCs w:val="28"/>
           <w:bdr w:val="single" w:sz="2" w:space="0" w:color="E5E7EB" w:frame="1"/>
         </w:rPr>
         <w:t>в реално време</w:t>
       </w:r>
       <w:r>
         <w:rPr>
-          <w:rFonts w:ascii="Segoe UI" w:hAnsi="Segoe UI" w:cs="Segoe UI"/>
+          <w:sz w:val="28"/>
+          <w:szCs w:val="28"/>
         </w:rPr>
         <w:t> CPU, RAM, Disk I/O и </w:t>
       </w:r>
@@ -147,13 +148,17 @@
         <w:rPr>
           <w:rStyle w:val="Strong"/>
           <w:rFonts w:ascii="Segoe UI" w:hAnsi="Segoe UI" w:cs="Segoe UI"/>
+          <w:color w:val="0D0D0D" w:themeColor="text1" w:themeTint="F2"/>
+          <w:sz w:val="28"/>
+          <w:szCs w:val="28"/>
           <w:bdr w:val="single" w:sz="2" w:space="0" w:color="E5E7EB" w:frame="1"/>
         </w:rPr>
         <w:t>най-натоварващите процеси</w:t>
       </w:r>
       <w:r>
         <w:rPr>
-          <w:rFonts w:ascii="Segoe UI" w:hAnsi="Segoe UI" w:cs="Segoe UI"/>
+          <w:sz w:val="28"/>
+          <w:szCs w:val="28"/>
         </w:rPr>
         <w:t>.</w:t>
       </w:r>
@@ -161,427 +166,143 @@
         <w:rPr>
           <w:rStyle w:val="Strong"/>
           <w:rFonts w:ascii="Segoe UI" w:hAnsi="Segoe UI" w:cs="Segoe UI"/>
+          <w:color w:val="0D0D0D" w:themeColor="text1" w:themeTint="F2"/>
+          <w:sz w:val="28"/>
+          <w:szCs w:val="28"/>
           <w:bdr w:val="single" w:sz="2" w:space="0" w:color="E5E7EB" w:frame="1"/>
         </w:rPr>
         <w:t xml:space="preserve"> </w:t>
       </w:r>
       <w:r>
+        <w:rPr>
+          <w:rFonts w:asciiTheme="minorHAnsi" w:eastAsiaTheme="minorEastAsia" w:hAnsi="Calibri" w:cstheme="minorBidi"/>
+          <w:color w:val="000000" w:themeColor="text1"/>
+          <w:kern w:val="24"/>
+          <w:sz w:val="28"/>
+          <w:szCs w:val="28"/>
+          <w:lang w:val="ru-RU"/>
+        </w:rPr>
+        <w:t xml:space="preserve">Целта на проекта е разработване на уеб базиран System Monitor / Task Manager. </w:t>
+      </w:r>
+    </w:p>
+    <w:p>
+      <w:pPr>
+        <w:spacing w:after="0" w:line="240" w:lineRule="auto"/>
+        <w:rPr>
+          <w:rFonts w:ascii="Times New Roman" w:eastAsia="Times New Roman" w:hAnsi="Times New Roman" w:cs="Times New Roman"/>
+          <w:sz w:val="28"/>
+          <w:szCs w:val="28"/>
+          <w:lang w:eastAsia="bg-BG"/>
+        </w:rPr>
+      </w:pPr>
+      <w:r>
+        <w:rPr>
+          <w:rFonts w:eastAsiaTheme="minorEastAsia" w:hAnsi="Calibri"/>
+          <w:color w:val="000000" w:themeColor="text1"/>
+          <w:kern w:val="24"/>
+          <w:sz w:val="28"/>
+          <w:szCs w:val="28"/>
+          <w:lang w:val="ru-RU" w:eastAsia="bg-BG"/>
+        </w:rPr>
+        <w:t>Приложението ще показва в реално време информация за CPU, RAM, Disk I/O и най-натоварващите процеси.</w:t>
+      </w:r>
+    </w:p>
+    <w:p>
+      <w:pPr>
+        <w:pStyle w:val="NoSpacing"/>
         <w:rPr>
           <w:rStyle w:val="Strong"/>
           <w:rFonts w:ascii="Segoe UI" w:hAnsi="Segoe UI" w:cs="Segoe UI"/>
+          <w:color w:val="0D0D0D" w:themeColor="text1" w:themeTint="F2"/>
+          <w:sz w:val="28"/>
+          <w:szCs w:val="28"/>
           <w:bdr w:val="single" w:sz="2" w:space="0" w:color="E5E7EB" w:frame="1"/>
         </w:rPr>
-        <w:t>Задачи на дипломния проект</w:t>
-      </w:r>
-      <w:r>
-        <w:rPr>
-          <w:rFonts w:ascii="Segoe UI" w:hAnsi="Segoe UI" w:cs="Segoe UI"/>
-        </w:rPr>
-        <w:t> – проучване на ОС и ресурсите; избор на backend/frontend технологии; разработка на модул за метрики; REST API; динамичен интерфейс; базова защита на достъпа.</w:t>
-      </w:r>
+      </w:pPr>
+      <w:bookmarkStart w:id="0" w:name="_GoBack"/>
+      <w:bookmarkEnd w:id="0"/>
     </w:p>
     <w:p>
       <w:pPr>
-        <w:pStyle w:val="NormalWeb"/>
-        <w:numPr>
-          <w:ilvl w:val="0"/>
-          <w:numId w:val="18"/>
-        </w:numPr>
-        <w:pBdr>
-          <w:top w:val="single" w:sz="2" w:space="0" w:color="E5E7EB"/>
-          <w:left w:val="single" w:sz="2" w:space="0" w:color="E5E7EB"/>
-          <w:bottom w:val="single" w:sz="2" w:space="0" w:color="E5E7EB"/>
-          <w:right w:val="single" w:sz="2" w:space="0" w:color="E5E7EB"/>
-        </w:pBdr>
-        <w:shd w:val="clear" w:color="auto" w:fill="FFFFFF"/>
-        <w:spacing w:before="240" w:beforeAutospacing="0" w:after="150" w:afterAutospacing="0"/>
-        <w:rPr>
-          <w:rFonts w:ascii="Segoe UI" w:hAnsi="Segoe UI" w:cs="Segoe UI"/>
+        <w:pStyle w:val="NoSpacing"/>
+        <w:rPr>
+          <w:sz w:val="28"/>
+          <w:szCs w:val="28"/>
         </w:rPr>
       </w:pPr>
       <w:r>
         <w:rPr>
           <w:rStyle w:val="Strong"/>
           <w:rFonts w:ascii="Segoe UI" w:hAnsi="Segoe UI" w:cs="Segoe UI"/>
+          <w:color w:val="0D0D0D" w:themeColor="text1" w:themeTint="F2"/>
+          <w:sz w:val="28"/>
+          <w:szCs w:val="28"/>
           <w:bdr w:val="single" w:sz="2" w:space="0" w:color="E5E7EB" w:frame="1"/>
         </w:rPr>
-        <w:t>Теория: Операционни системи и управление на ресурси</w:t>
-      </w:r>
-      <w:r>
-        <w:rPr>
-          <w:rFonts w:ascii="Segoe UI" w:hAnsi="Segoe UI" w:cs="Segoe UI"/>
+        <w:t xml:space="preserve"> Операционни системи и управление на ресурси</w:t>
+      </w:r>
+      <w:r>
+        <w:rPr>
+          <w:sz w:val="28"/>
+          <w:szCs w:val="28"/>
         </w:rPr>
         <w:t> – ОС като посредник; функции като управление на процесорно време, RAM, файлове и устройства чрез драйвери.</w:t>
       </w:r>
       <w:r>
         <w:rPr>
-          <w:rFonts w:asciiTheme="minorHAnsi" w:eastAsiaTheme="minorEastAsia" w:hAnsi="Calibri" w:cstheme="minorBidi"/>
-          <w:color w:val="000000" w:themeColor="text1"/>
-          <w:kern w:val="24"/>
+          <w:rFonts w:eastAsiaTheme="minorEastAsia" w:hAnsi="Calibri"/>
+          <w:kern w:val="24"/>
+          <w:sz w:val="28"/>
+          <w:szCs w:val="28"/>
           <w:lang w:val="ru-RU"/>
         </w:rPr>
-        <w:t xml:space="preserve"> Операционната система действа като посредник между потребителя/програмите и хардуера на компютъра. </w:t>
-      </w:r>
-      <w:r>
-        <w:rPr>
-          <w:rFonts w:eastAsiaTheme="minorEastAsia" w:hAnsi="Calibri"/>
-          <w:color w:val="000000" w:themeColor="text1"/>
-          <w:kern w:val="24"/>
-          <w:lang w:val="ru-RU"/>
-        </w:rPr>
-        <w:t>Тя</w:t>
-      </w:r>
-      <w:r>
-        <w:rPr>
-          <w:rFonts w:eastAsiaTheme="minorEastAsia" w:hAnsi="Calibri"/>
-          <w:color w:val="000000" w:themeColor="text1"/>
-          <w:kern w:val="24"/>
-          <w:lang w:val="ru-RU"/>
-        </w:rPr>
-        <w:t xml:space="preserve"> </w:t>
-      </w:r>
-      <w:r>
-        <w:rPr>
-          <w:rFonts w:eastAsiaTheme="minorEastAsia" w:hAnsi="Calibri"/>
-          <w:color w:val="000000" w:themeColor="text1"/>
-          <w:kern w:val="24"/>
-          <w:lang w:val="ru-RU"/>
-        </w:rPr>
-        <w:t>управлява</w:t>
-      </w:r>
-      <w:r>
-        <w:rPr>
-          <w:rFonts w:eastAsiaTheme="minorEastAsia" w:hAnsi="Calibri"/>
-          <w:color w:val="000000" w:themeColor="text1"/>
-          <w:kern w:val="24"/>
-          <w:lang w:val="ru-RU"/>
-        </w:rPr>
-        <w:t xml:space="preserve"> </w:t>
-      </w:r>
-      <w:r>
-        <w:rPr>
-          <w:rFonts w:eastAsiaTheme="minorEastAsia" w:hAnsi="Calibri"/>
-          <w:color w:val="000000" w:themeColor="text1"/>
-          <w:kern w:val="24"/>
-          <w:lang w:val="ru-RU"/>
-        </w:rPr>
-        <w:t>основните</w:t>
-      </w:r>
-      <w:r>
-        <w:rPr>
-          <w:rFonts w:eastAsiaTheme="minorEastAsia" w:hAnsi="Calibri"/>
-          <w:color w:val="000000" w:themeColor="text1"/>
-          <w:kern w:val="24"/>
-          <w:lang w:val="ru-RU"/>
-        </w:rPr>
-        <w:t xml:space="preserve"> </w:t>
-      </w:r>
-      <w:r>
-        <w:rPr>
-          <w:rFonts w:eastAsiaTheme="minorEastAsia" w:hAnsi="Calibri"/>
-          <w:color w:val="000000" w:themeColor="text1"/>
-          <w:kern w:val="24"/>
-          <w:lang w:val="ru-RU"/>
-        </w:rPr>
-        <w:t>ресурси</w:t>
-      </w:r>
-      <w:r>
-        <w:rPr>
-          <w:rFonts w:eastAsiaTheme="minorEastAsia" w:hAnsi="Calibri"/>
-          <w:color w:val="000000" w:themeColor="text1"/>
-          <w:kern w:val="24"/>
-          <w:lang w:val="ru-RU"/>
-        </w:rPr>
-        <w:t xml:space="preserve"> </w:t>
-      </w:r>
-      <w:r>
-        <w:rPr>
-          <w:rFonts w:eastAsiaTheme="minorEastAsia" w:hAnsi="Calibri"/>
-          <w:color w:val="000000" w:themeColor="text1"/>
-          <w:kern w:val="24"/>
-          <w:lang w:val="ru-RU"/>
-        </w:rPr>
-        <w:t>–</w:t>
-      </w:r>
-      <w:r>
-        <w:rPr>
-          <w:rFonts w:eastAsiaTheme="minorEastAsia" w:hAnsi="Calibri"/>
-          <w:color w:val="000000" w:themeColor="text1"/>
-          <w:kern w:val="24"/>
-          <w:lang w:val="ru-RU"/>
-        </w:rPr>
-        <w:t xml:space="preserve"> </w:t>
-      </w:r>
-      <w:r>
-        <w:rPr>
-          <w:rFonts w:eastAsiaTheme="minorEastAsia" w:hAnsi="Calibri"/>
-          <w:color w:val="000000" w:themeColor="text1"/>
-          <w:kern w:val="24"/>
-          <w:lang w:val="ru-RU"/>
-        </w:rPr>
-        <w:t>процесорно</w:t>
-      </w:r>
-      <w:r>
-        <w:rPr>
-          <w:rFonts w:eastAsiaTheme="minorEastAsia" w:hAnsi="Calibri"/>
-          <w:color w:val="000000" w:themeColor="text1"/>
-          <w:kern w:val="24"/>
-          <w:lang w:val="ru-RU"/>
-        </w:rPr>
-        <w:t xml:space="preserve"> </w:t>
-      </w:r>
-      <w:r>
-        <w:rPr>
-          <w:rFonts w:eastAsiaTheme="minorEastAsia" w:hAnsi="Calibri"/>
-          <w:color w:val="000000" w:themeColor="text1"/>
-          <w:kern w:val="24"/>
-          <w:lang w:val="ru-RU"/>
-        </w:rPr>
-        <w:t>време</w:t>
-      </w:r>
-      <w:r>
-        <w:rPr>
-          <w:rFonts w:eastAsiaTheme="minorEastAsia" w:hAnsi="Calibri"/>
-          <w:color w:val="000000" w:themeColor="text1"/>
-          <w:kern w:val="24"/>
-          <w:lang w:val="ru-RU"/>
-        </w:rPr>
-        <w:t xml:space="preserve">, </w:t>
-      </w:r>
-      <w:r>
-        <w:rPr>
-          <w:rFonts w:eastAsiaTheme="minorEastAsia" w:hAnsi="Calibri"/>
-          <w:color w:val="000000" w:themeColor="text1"/>
-          <w:kern w:val="24"/>
-          <w:lang w:val="ru-RU"/>
-        </w:rPr>
-        <w:t>оперативна</w:t>
-      </w:r>
-      <w:r>
-        <w:rPr>
-          <w:rFonts w:eastAsiaTheme="minorEastAsia" w:hAnsi="Calibri"/>
-          <w:color w:val="000000" w:themeColor="text1"/>
-          <w:kern w:val="24"/>
-          <w:lang w:val="ru-RU"/>
-        </w:rPr>
-        <w:t xml:space="preserve"> </w:t>
-      </w:r>
-      <w:r>
-        <w:rPr>
-          <w:rFonts w:eastAsiaTheme="minorEastAsia" w:hAnsi="Calibri"/>
-          <w:color w:val="000000" w:themeColor="text1"/>
-          <w:kern w:val="24"/>
-          <w:lang w:val="ru-RU"/>
-        </w:rPr>
-        <w:t>памет</w:t>
-      </w:r>
-      <w:r>
-        <w:rPr>
-          <w:rFonts w:eastAsiaTheme="minorEastAsia" w:hAnsi="Calibri"/>
-          <w:color w:val="000000" w:themeColor="text1"/>
-          <w:kern w:val="24"/>
-          <w:lang w:val="ru-RU"/>
-        </w:rPr>
-        <w:t xml:space="preserve"> (RAM), </w:t>
-      </w:r>
-      <w:r>
-        <w:rPr>
-          <w:rFonts w:eastAsiaTheme="minorEastAsia" w:hAnsi="Calibri"/>
-          <w:color w:val="000000" w:themeColor="text1"/>
-          <w:kern w:val="24"/>
-          <w:lang w:val="ru-RU"/>
-        </w:rPr>
-        <w:t>файлове</w:t>
-      </w:r>
-      <w:r>
-        <w:rPr>
-          <w:rFonts w:eastAsiaTheme="minorEastAsia" w:hAnsi="Calibri"/>
-          <w:color w:val="000000" w:themeColor="text1"/>
-          <w:kern w:val="24"/>
-          <w:lang w:val="ru-RU"/>
-        </w:rPr>
-        <w:t xml:space="preserve"> </w:t>
-      </w:r>
-      <w:r>
-        <w:rPr>
-          <w:rFonts w:eastAsiaTheme="minorEastAsia" w:hAnsi="Calibri"/>
-          <w:color w:val="000000" w:themeColor="text1"/>
-          <w:kern w:val="24"/>
-          <w:lang w:val="ru-RU"/>
-        </w:rPr>
-        <w:t>и</w:t>
-      </w:r>
-      <w:r>
-        <w:rPr>
-          <w:rFonts w:eastAsiaTheme="minorEastAsia" w:hAnsi="Calibri"/>
-          <w:color w:val="000000" w:themeColor="text1"/>
-          <w:kern w:val="24"/>
-          <w:lang w:val="ru-RU"/>
-        </w:rPr>
-        <w:t xml:space="preserve"> </w:t>
-      </w:r>
-      <w:r>
-        <w:rPr>
-          <w:rFonts w:eastAsiaTheme="minorEastAsia" w:hAnsi="Calibri"/>
-          <w:color w:val="000000" w:themeColor="text1"/>
-          <w:kern w:val="24"/>
-          <w:lang w:val="ru-RU"/>
-        </w:rPr>
-        <w:t>устройства</w:t>
-      </w:r>
-      <w:r>
-        <w:rPr>
-          <w:rFonts w:eastAsiaTheme="minorEastAsia" w:hAnsi="Calibri"/>
-          <w:color w:val="000000" w:themeColor="text1"/>
-          <w:kern w:val="24"/>
-          <w:lang w:val="ru-RU"/>
-        </w:rPr>
-        <w:t xml:space="preserve"> </w:t>
-      </w:r>
-      <w:r>
-        <w:rPr>
-          <w:rFonts w:eastAsiaTheme="minorEastAsia" w:hAnsi="Calibri"/>
-          <w:color w:val="000000" w:themeColor="text1"/>
-          <w:kern w:val="24"/>
-          <w:lang w:val="ru-RU"/>
-        </w:rPr>
-        <w:t>чрез</w:t>
-      </w:r>
-      <w:r>
-        <w:rPr>
-          <w:rFonts w:eastAsiaTheme="minorEastAsia" w:hAnsi="Calibri"/>
-          <w:color w:val="000000" w:themeColor="text1"/>
-          <w:kern w:val="24"/>
-          <w:lang w:val="ru-RU"/>
-        </w:rPr>
-        <w:t xml:space="preserve"> </w:t>
-      </w:r>
-      <w:r>
-        <w:rPr>
-          <w:rFonts w:eastAsiaTheme="minorEastAsia" w:hAnsi="Calibri"/>
-          <w:color w:val="000000" w:themeColor="text1"/>
-          <w:kern w:val="24"/>
-          <w:lang w:val="ru-RU"/>
-        </w:rPr>
-        <w:t>драйвери</w:t>
-      </w:r>
-      <w:r>
-        <w:rPr>
-          <w:rFonts w:eastAsiaTheme="minorEastAsia" w:hAnsi="Calibri"/>
-          <w:color w:val="000000" w:themeColor="text1"/>
-          <w:kern w:val="24"/>
-          <w:lang w:val="ru-RU"/>
-        </w:rPr>
-        <w:t>.</w:t>
+        <w:t xml:space="preserve"> Операционната система действа като посредник между потребителя/програмите и хардуера на компютъра. Тя управлява основните ресурси – процесорно време, оперативна памет (RAM), файлове и устройства чрез драйвери.</w:t>
       </w:r>
     </w:p>
     <w:p>
       <w:pPr>
-        <w:pStyle w:val="NormalWeb"/>
-        <w:spacing w:before="0" w:beforeAutospacing="0" w:after="0" w:afterAutospacing="0"/>
-      </w:pPr>
-      <w:r>
-        <w:rPr>
-          <w:rFonts w:asciiTheme="majorHAnsi" w:eastAsiaTheme="majorEastAsia" w:hAnsiTheme="majorHAnsi" w:cstheme="majorBidi"/>
-          <w:color w:val="2E74B5" w:themeColor="accent1" w:themeShade="BF"/>
-          <w:sz w:val="26"/>
-          <w:szCs w:val="26"/>
-          <w:lang w:eastAsia="en-US"/>
-        </w:rPr>
-        <w:t xml:space="preserve">             </w:t>
-      </w:r>
-      <w:r>
-        <w:rPr>
-          <w:rFonts w:asciiTheme="minorHAnsi" w:eastAsiaTheme="minorEastAsia" w:hAnsi="Calibri" w:cstheme="minorBidi"/>
+        <w:pStyle w:val="NoSpacing"/>
+        <w:rPr>
+          <w:sz w:val="28"/>
+          <w:szCs w:val="28"/>
+        </w:rPr>
+      </w:pPr>
+      <w:r>
+        <w:rPr>
+          <w:rFonts w:eastAsiaTheme="minorEastAsia" w:hAnsi="Calibri"/>
           <w:b/>
-          <w:bCs/>
-          <w:color w:val="000000" w:themeColor="text1"/>
-          <w:kern w:val="24"/>
-        </w:rPr>
-        <w:t xml:space="preserve"> </w:t>
-      </w:r>
-      <w:r>
-        <w:rPr>
-          <w:rFonts w:asciiTheme="minorHAnsi" w:eastAsiaTheme="minorEastAsia" w:hAnsi="Calibri" w:cstheme="minorBidi"/>
-          <w:b/>
-          <w:bCs/>
-          <w:color w:val="000000" w:themeColor="text1"/>
-          <w:kern w:val="24"/>
-        </w:rPr>
-        <w:t>4.</w:t>
-      </w:r>
-      <w:r>
-        <w:rPr>
-          <w:rFonts w:asciiTheme="minorHAnsi" w:eastAsiaTheme="minorEastAsia" w:hAnsi="Calibri" w:cstheme="minorBidi"/>
-          <w:b/>
-          <w:bCs/>
-          <w:color w:val="000000" w:themeColor="text1"/>
-          <w:kern w:val="24"/>
+          <w:kern w:val="24"/>
+          <w:sz w:val="32"/>
+          <w:szCs w:val="32"/>
         </w:rPr>
         <w:t>Процеси и жизнен цикъл</w:t>
       </w:r>
       <w:r>
         <w:rPr>
-          <w:rFonts w:asciiTheme="minorHAnsi" w:eastAsiaTheme="minorEastAsia" w:hAnsi="Calibri" w:cstheme="minorBidi"/>
-          <w:color w:val="000000" w:themeColor="text1"/>
-          <w:kern w:val="24"/>
-        </w:rPr>
-        <w:t> – процесът като динамична единица; състояния </w:t>
-      </w:r>
-      <w:r>
-        <w:rPr>
-          <w:rFonts w:asciiTheme="minorHAnsi" w:eastAsiaTheme="minorEastAsia" w:hAnsi="Calibri" w:cstheme="minorBidi"/>
-          <w:b/>
-          <w:bCs/>
-          <w:color w:val="000000" w:themeColor="text1"/>
-          <w:kern w:val="24"/>
-        </w:rPr>
-        <w:t>New / Ready / Running / Waiting-Blocked / Terminated</w:t>
-      </w:r>
-      <w:r>
-        <w:rPr>
-          <w:rFonts w:asciiTheme="minorHAnsi" w:eastAsiaTheme="minorEastAsia" w:hAnsi="Calibri" w:cstheme="minorBidi"/>
-          <w:color w:val="000000" w:themeColor="text1"/>
-          <w:kern w:val="24"/>
-        </w:rPr>
-        <w:t>; роля на </w:t>
-      </w:r>
-      <w:r>
-        <w:rPr>
-          <w:rFonts w:asciiTheme="minorHAnsi" w:eastAsiaTheme="minorEastAsia" w:hAnsi="Calibri" w:cstheme="minorBidi"/>
-          <w:b/>
-          <w:bCs/>
-          <w:color w:val="000000" w:themeColor="text1"/>
-          <w:kern w:val="24"/>
-        </w:rPr>
-        <w:t>PCB</w:t>
-      </w:r>
-      <w:r>
-        <w:rPr>
-          <w:rFonts w:asciiTheme="minorHAnsi" w:eastAsiaTheme="minorEastAsia" w:hAnsi="Calibri" w:cstheme="minorBidi"/>
-          <w:color w:val="000000" w:themeColor="text1"/>
-          <w:kern w:val="24"/>
-        </w:rPr>
-        <w:t> и приоритети (статични/динамични).</w:t>
+          <w:rFonts w:eastAsiaTheme="minorEastAsia" w:hAnsi="Calibri"/>
+          <w:kern w:val="24"/>
+          <w:sz w:val="28"/>
+          <w:szCs w:val="28"/>
+        </w:rPr>
+        <w:t> – процесът като динамична единица; състояния New / Ready / Running / Waiting-Blocked / Terminated; роля на PCB и приоритети (статични/динамични).</w:t>
       </w:r>
     </w:p>
     <w:p>
       <w:pPr>
-        <w:spacing w:after="0" w:line="240" w:lineRule="auto"/>
+        <w:pStyle w:val="NoSpacing"/>
         <w:rPr>
           <w:rFonts w:ascii="Times New Roman" w:eastAsia="Times New Roman" w:hAnsi="Times New Roman" w:cs="Times New Roman"/>
-          <w:sz w:val="24"/>
-          <w:szCs w:val="24"/>
+          <w:sz w:val="28"/>
+          <w:szCs w:val="28"/>
           <w:lang w:eastAsia="bg-BG"/>
         </w:rPr>
       </w:pPr>
       <w:r>
         <w:rPr>
           <w:rFonts w:eastAsiaTheme="minorEastAsia" w:hAnsi="Calibri"/>
-          <w:color w:val="000000" w:themeColor="text1"/>
-          <w:kern w:val="24"/>
-          <w:sz w:val="24"/>
-          <w:szCs w:val="24"/>
+          <w:kern w:val="24"/>
+          <w:sz w:val="28"/>
+          <w:szCs w:val="28"/>
           <w:lang w:eastAsia="bg-BG"/>
         </w:rPr>
         <w:t xml:space="preserve">Процесът е динамична единица в операционната система, която преминава през състоянията </w:t>
@@ -589,10 +310,9 @@
       <w:r>
         <w:rPr>
           <w:rFonts w:eastAsiaTheme="minorEastAsia" w:hAnsi="Calibri"/>
-          <w:color w:val="000000" w:themeColor="text1"/>
-          <w:kern w:val="24"/>
-          <w:sz w:val="24"/>
-          <w:szCs w:val="24"/>
+          <w:kern w:val="24"/>
+          <w:sz w:val="28"/>
+          <w:szCs w:val="28"/>
           <w:lang w:val="en-US" w:eastAsia="bg-BG"/>
         </w:rPr>
         <w:t xml:space="preserve">New, Ready, Running, Waiting (Blocked) </w:t>
@@ -600,10 +320,9 @@
       <w:r>
         <w:rPr>
           <w:rFonts w:eastAsiaTheme="minorEastAsia" w:hAnsi="Calibri"/>
-          <w:color w:val="000000" w:themeColor="text1"/>
-          <w:kern w:val="24"/>
-          <w:sz w:val="24"/>
-          <w:szCs w:val="24"/>
+          <w:kern w:val="24"/>
+          <w:sz w:val="28"/>
+          <w:szCs w:val="28"/>
           <w:lang w:eastAsia="bg-BG"/>
         </w:rPr>
         <w:t xml:space="preserve">и </w:t>
@@ -611,34 +330,31 @@
       <w:r>
         <w:rPr>
           <w:rFonts w:eastAsiaTheme="minorEastAsia" w:hAnsi="Calibri"/>
-          <w:color w:val="000000" w:themeColor="text1"/>
-          <w:kern w:val="24"/>
-          <w:sz w:val="24"/>
-          <w:szCs w:val="24"/>
+          <w:kern w:val="24"/>
+          <w:sz w:val="28"/>
+          <w:szCs w:val="28"/>
           <w:lang w:val="en-US" w:eastAsia="bg-BG"/>
         </w:rPr>
-        <w:t xml:space="preserve">Terminated. </w:t>
+        <w:t>Terminated.</w:t>
       </w:r>
     </w:p>
     <w:p>
       <w:pPr>
-        <w:spacing w:after="0" w:line="240" w:lineRule="auto"/>
+        <w:pStyle w:val="NoSpacing"/>
         <w:rPr>
           <w:rFonts w:eastAsiaTheme="minorEastAsia" w:hAnsi="Calibri"/>
-          <w:color w:val="000000" w:themeColor="text1"/>
-          <w:kern w:val="24"/>
-          <w:sz w:val="24"/>
-          <w:szCs w:val="24"/>
+          <w:kern w:val="24"/>
+          <w:sz w:val="28"/>
+          <w:szCs w:val="28"/>
           <w:lang w:eastAsia="bg-BG"/>
         </w:rPr>
       </w:pPr>
       <w:r>
         <w:rPr>
           <w:rFonts w:eastAsiaTheme="minorEastAsia" w:hAnsi="Calibri"/>
-          <w:color w:val="000000" w:themeColor="text1"/>
-          <w:kern w:val="24"/>
-          <w:sz w:val="24"/>
-          <w:szCs w:val="24"/>
+          <w:kern w:val="24"/>
+          <w:sz w:val="28"/>
+          <w:szCs w:val="28"/>
           <w:lang w:eastAsia="bg-BG"/>
         </w:rPr>
         <w:t xml:space="preserve">Управлението на процесите се осъществява чрез </w:t>
@@ -646,10 +362,9 @@
       <w:r>
         <w:rPr>
           <w:rFonts w:eastAsiaTheme="minorEastAsia" w:hAnsi="Calibri"/>
-          <w:color w:val="000000" w:themeColor="text1"/>
-          <w:kern w:val="24"/>
-          <w:sz w:val="24"/>
-          <w:szCs w:val="24"/>
+          <w:kern w:val="24"/>
+          <w:sz w:val="28"/>
+          <w:szCs w:val="28"/>
           <w:lang w:val="en-US" w:eastAsia="bg-BG"/>
         </w:rPr>
         <w:t xml:space="preserve">PCB (Process Control Block) </w:t>
@@ -657,10 +372,9 @@
       <w:r>
         <w:rPr>
           <w:rFonts w:eastAsiaTheme="minorEastAsia" w:hAnsi="Calibri"/>
-          <w:color w:val="000000" w:themeColor="text1"/>
-          <w:kern w:val="24"/>
-          <w:sz w:val="24"/>
-          <w:szCs w:val="24"/>
+          <w:kern w:val="24"/>
+          <w:sz w:val="28"/>
+          <w:szCs w:val="28"/>
           <w:lang w:eastAsia="bg-BG"/>
         </w:rPr>
         <w:t>и приоритети, които могат да бъдат статични или динамични.</w:t>
@@ -668,423 +382,950 @@
     </w:p>
     <w:p>
       <w:pPr>
-        <w:spacing w:after="0" w:line="240" w:lineRule="auto"/>
+        <w:pStyle w:val="NoSpacing"/>
         <w:rPr>
           <w:rFonts w:ascii="Times New Roman" w:eastAsia="Times New Roman" w:hAnsi="Times New Roman" w:cs="Times New Roman"/>
-          <w:sz w:val="24"/>
-          <w:szCs w:val="24"/>
+          <w:sz w:val="28"/>
+          <w:szCs w:val="28"/>
           <w:lang w:eastAsia="bg-BG"/>
         </w:rPr>
       </w:pPr>
     </w:p>
     <w:p>
       <w:pPr>
-        <w:pStyle w:val="NormalWeb"/>
-        <w:spacing w:before="0" w:beforeAutospacing="0" w:after="0" w:afterAutospacing="0"/>
+        <w:pStyle w:val="NoSpacing"/>
+        <w:rPr>
+          <w:sz w:val="28"/>
+          <w:szCs w:val="28"/>
+        </w:rPr>
       </w:pPr>
       <w:r>
         <w:rPr>
           <w:rStyle w:val="Strong"/>
           <w:rFonts w:ascii="Segoe UI" w:hAnsi="Segoe UI" w:cs="Segoe UI"/>
+          <w:color w:val="0D0D0D" w:themeColor="text1" w:themeTint="F2"/>
+          <w:sz w:val="28"/>
+          <w:szCs w:val="28"/>
           <w:bdr w:val="single" w:sz="2" w:space="0" w:color="E5E7EB" w:frame="1"/>
         </w:rPr>
-        <w:t>5.</w:t>
-      </w:r>
+        <w:t xml:space="preserve"> Нишки (Threads)</w:t>
+      </w:r>
+      <w:r>
+        <w:rPr>
+          <w:sz w:val="28"/>
+          <w:szCs w:val="28"/>
+        </w:rPr>
+        <w:t> – нишката като най-малка единица; споделяне на памет и ресурси; предимства: паралелност, отзивчивост и по-ефективно използване на системата.</w:t>
+      </w:r>
+      <w:r>
+        <w:rPr>
+          <w:rFonts w:eastAsiaTheme="minorEastAsia" w:hAnsi="Calibri"/>
+          <w:kern w:val="24"/>
+          <w:sz w:val="28"/>
+          <w:szCs w:val="28"/>
+          <w:lang w:val="ru-RU"/>
+        </w:rPr>
+        <w:t xml:space="preserve"> Нишката (thread) е най-малката единица за изпълнение, която споделя памет и ресурси с други нишки в процеса.</w:t>
+      </w:r>
+    </w:p>
+    <w:p>
+      <w:pPr>
+        <w:pStyle w:val="NoSpacing"/>
+        <w:rPr>
+          <w:rFonts w:ascii="Times New Roman" w:eastAsia="Times New Roman" w:hAnsi="Times New Roman" w:cs="Times New Roman"/>
+          <w:sz w:val="28"/>
+          <w:szCs w:val="28"/>
+          <w:lang w:eastAsia="bg-BG"/>
+        </w:rPr>
+      </w:pPr>
+      <w:r>
+        <w:rPr>
+          <w:rFonts w:eastAsiaTheme="minorEastAsia" w:hAnsi="Calibri"/>
+          <w:kern w:val="24"/>
+          <w:sz w:val="28"/>
+          <w:szCs w:val="28"/>
+          <w:lang w:val="ru-RU" w:eastAsia="bg-BG"/>
+        </w:rPr>
+        <w:t>Тя осигурява предимства като паралелност, по-добра отзивчивост и по-ефективно използване на системните ресурси.</w:t>
+      </w:r>
+    </w:p>
+    <w:p>
+      <w:pPr>
+        <w:pStyle w:val="NoSpacing"/>
+        <w:rPr>
+          <w:sz w:val="28"/>
+          <w:szCs w:val="28"/>
+        </w:rPr>
+      </w:pPr>
+    </w:p>
+    <w:p>
+      <w:pPr>
+        <w:pStyle w:val="NoSpacing"/>
+        <w:rPr>
+          <w:sz w:val="28"/>
+          <w:szCs w:val="28"/>
+        </w:rPr>
+      </w:pPr>
       <w:r>
         <w:rPr>
           <w:rStyle w:val="Strong"/>
           <w:rFonts w:ascii="Segoe UI" w:hAnsi="Segoe UI" w:cs="Segoe UI"/>
+          <w:color w:val="0D0D0D" w:themeColor="text1" w:themeTint="F2"/>
+          <w:sz w:val="28"/>
+          <w:szCs w:val="28"/>
           <w:bdr w:val="single" w:sz="2" w:space="0" w:color="E5E7EB" w:frame="1"/>
         </w:rPr>
-        <w:t>Теория: Нишки (Threads)</w:t>
-      </w:r>
-      <w:r>
-        <w:rPr>
+        <w:t xml:space="preserve"> Системни ресурси и метрики</w:t>
+      </w:r>
+      <w:r>
+        <w:rPr>
+          <w:sz w:val="28"/>
+          <w:szCs w:val="28"/>
+        </w:rPr>
+        <w:t> – CPU натоварване (процентно), RAM (използвана/свободна/виртуална памет) и </w:t>
+      </w:r>
+      <w:r>
+        <w:rPr>
+          <w:rStyle w:val="Strong"/>
           <w:rFonts w:ascii="Segoe UI" w:hAnsi="Segoe UI" w:cs="Segoe UI"/>
-        </w:rPr>
-        <w:t> – нишката като най-малка единица; споделяне на памет и ресурси; предимства: паралелност, отзивчивост и по-ефективно използване на системата.</w:t>
-      </w:r>
-      <w:r>
-        <w:rPr>
-          <w:rFonts w:asciiTheme="minorHAnsi" w:eastAsiaTheme="minorEastAsia" w:hAnsi="Calibri" w:cstheme="minorBidi"/>
-          <w:color w:val="000000" w:themeColor="text1"/>
-          <w:kern w:val="24"/>
+          <w:color w:val="0D0D0D" w:themeColor="text1" w:themeTint="F2"/>
+          <w:sz w:val="28"/>
+          <w:szCs w:val="28"/>
+          <w:bdr w:val="single" w:sz="2" w:space="0" w:color="E5E7EB" w:frame="1"/>
+        </w:rPr>
+        <w:t>Disk I/O</w:t>
+      </w:r>
+      <w:r>
+        <w:rPr>
+          <w:sz w:val="28"/>
+          <w:szCs w:val="28"/>
+        </w:rPr>
+        <w:t> (четене/запис, синхронно/асинхронно, кеширане/буфериране).</w:t>
+      </w:r>
+      <w:r>
+        <w:rPr>
+          <w:rFonts w:eastAsiaTheme="minorEastAsia" w:hAnsi="Calibri"/>
+          <w:kern w:val="24"/>
+          <w:sz w:val="28"/>
+          <w:szCs w:val="28"/>
           <w:lang w:val="ru-RU"/>
         </w:rPr>
-        <w:t xml:space="preserve"> Нишката (thread) е най-малката единица за изпълнение, която споделя памет и ресурси с други нишки в процеса. </w:t>
+        <w:t xml:space="preserve"> </w:t>
+      </w:r>
+      <w:r>
+        <w:rPr>
+          <w:rFonts w:hAnsi="Calibri"/>
+          <w:kern w:val="24"/>
+          <w:sz w:val="28"/>
+          <w:szCs w:val="28"/>
+          <w:lang w:val="ru-RU"/>
+        </w:rPr>
+        <w:t>Основните системни ресурси включват CPU (процентно натоварване), RAM (използвана, свободна и виртуална памет) и Disk I/O.</w:t>
       </w:r>
     </w:p>
     <w:p>
       <w:pPr>
-        <w:spacing w:after="0" w:line="240" w:lineRule="auto"/>
+        <w:pStyle w:val="NoSpacing"/>
         <w:rPr>
           <w:rFonts w:ascii="Times New Roman" w:eastAsia="Times New Roman" w:hAnsi="Times New Roman" w:cs="Times New Roman"/>
-          <w:sz w:val="24"/>
-          <w:szCs w:val="24"/>
+          <w:sz w:val="28"/>
+          <w:szCs w:val="28"/>
           <w:lang w:eastAsia="bg-BG"/>
         </w:rPr>
       </w:pPr>
       <w:r>
         <w:rPr>
           <w:rFonts w:eastAsiaTheme="minorEastAsia" w:hAnsi="Calibri"/>
-          <w:color w:val="000000" w:themeColor="text1"/>
-          <w:kern w:val="24"/>
-          <w:sz w:val="24"/>
-          <w:szCs w:val="24"/>
+          <w:kern w:val="24"/>
+          <w:sz w:val="28"/>
+          <w:szCs w:val="28"/>
           <w:lang w:val="ru-RU" w:eastAsia="bg-BG"/>
         </w:rPr>
-        <w:t>Тя осигурява предимства като паралелност, по-добра отзивчивост и по-ефективно използване на системните ресурси.</w:t>
+        <w:t>Disk I/O обхваща операции по четене и запис, които могат да бъдат синхронни или асинхронни, както и използване на кеширане и буфериране.</w:t>
       </w:r>
     </w:p>
     <w:p>
       <w:pPr>
-        <w:pStyle w:val="NormalWeb"/>
-        <w:pBdr>
-          <w:top w:val="single" w:sz="2" w:space="0" w:color="E5E7EB"/>
-          <w:left w:val="single" w:sz="2" w:space="0" w:color="E5E7EB"/>
-          <w:bottom w:val="single" w:sz="2" w:space="0" w:color="E5E7EB"/>
-          <w:right w:val="single" w:sz="2" w:space="0" w:color="E5E7EB"/>
-        </w:pBdr>
-        <w:shd w:val="clear" w:color="auto" w:fill="FFFFFF"/>
-        <w:spacing w:before="240" w:beforeAutospacing="0" w:after="150" w:afterAutospacing="0"/>
-        <w:ind w:left="1068"/>
-        <w:rPr>
-          <w:rFonts w:ascii="Segoe UI" w:hAnsi="Segoe UI" w:cs="Segoe UI"/>
+        <w:pStyle w:val="NoSpacing"/>
+        <w:rPr>
+          <w:sz w:val="28"/>
+          <w:szCs w:val="28"/>
         </w:rPr>
       </w:pPr>
     </w:p>
     <w:p>
       <w:pPr>
-        <w:pStyle w:val="NormalWeb"/>
-        <w:numPr>
-          <w:ilvl w:val="0"/>
-          <w:numId w:val="18"/>
-        </w:numPr>
-        <w:pBdr>
-          <w:top w:val="single" w:sz="2" w:space="0" w:color="E5E7EB"/>
-          <w:left w:val="single" w:sz="2" w:space="0" w:color="E5E7EB"/>
-          <w:bottom w:val="single" w:sz="2" w:space="0" w:color="E5E7EB"/>
-          <w:right w:val="single" w:sz="2" w:space="0" w:color="E5E7EB"/>
-        </w:pBdr>
-        <w:shd w:val="clear" w:color="auto" w:fill="FFFFFF"/>
-        <w:spacing w:before="240" w:beforeAutospacing="0" w:after="150" w:afterAutospacing="0"/>
-        <w:rPr>
-          <w:rFonts w:ascii="Segoe UI" w:hAnsi="Segoe UI" w:cs="Segoe UI"/>
+        <w:pStyle w:val="NoSpacing"/>
+        <w:rPr>
+          <w:sz w:val="28"/>
+          <w:szCs w:val="28"/>
+        </w:rPr>
+      </w:pPr>
+    </w:p>
+    <w:p>
+      <w:pPr>
+        <w:pStyle w:val="NoSpacing"/>
+        <w:rPr>
+          <w:sz w:val="28"/>
+          <w:szCs w:val="28"/>
         </w:rPr>
       </w:pPr>
       <w:r>
         <w:rPr>
           <w:rStyle w:val="Strong"/>
           <w:rFonts w:ascii="Segoe UI" w:hAnsi="Segoe UI" w:cs="Segoe UI"/>
+          <w:color w:val="0D0D0D" w:themeColor="text1" w:themeTint="F2"/>
+          <w:sz w:val="28"/>
+          <w:szCs w:val="28"/>
           <w:bdr w:val="single" w:sz="2" w:space="0" w:color="E5E7EB" w:frame="1"/>
         </w:rPr>
-        <w:t>Теория: Системни ресурси и метрики</w:t>
-      </w:r>
-      <w:r>
-        <w:rPr>
-          <w:rFonts w:ascii="Segoe UI" w:hAnsi="Segoe UI" w:cs="Segoe UI"/>
-        </w:rPr>
-        <w:t> – CPU натоварване (процентно), RAM (използвана/свободна/виртуална памет) и </w:t>
+        <w:t>Анализ на решения (мониторинг инструменти)</w:t>
+      </w:r>
+      <w:r>
+        <w:rPr>
+          <w:sz w:val="28"/>
+          <w:szCs w:val="28"/>
+        </w:rPr>
+        <w:t> – разгледани са локални и уеб базирани варианти: Task Manager/top/htop и корпоративни системи като Zabbix/Nagios/Netdata; изводът е, че има </w:t>
       </w:r>
       <w:r>
         <w:rPr>
           <w:rStyle w:val="Strong"/>
           <w:rFonts w:ascii="Segoe UI" w:hAnsi="Segoe UI" w:cs="Segoe UI"/>
+          <w:color w:val="0D0D0D" w:themeColor="text1" w:themeTint="F2"/>
+          <w:sz w:val="28"/>
+          <w:szCs w:val="28"/>
           <w:bdr w:val="single" w:sz="2" w:space="0" w:color="E5E7EB" w:frame="1"/>
         </w:rPr>
-        <w:t>Disk I/O</w:t>
-      </w:r>
-      <w:r>
-        <w:rPr>
-          <w:rFonts w:ascii="Segoe UI" w:hAnsi="Segoe UI" w:cs="Segoe UI"/>
-        </w:rPr>
-        <w:t> (четене/запис, синхронно/асинхронно, кеширане/буфериране).</w:t>
+        <w:t>празнина</w:t>
+      </w:r>
+      <w:r>
+        <w:rPr>
+          <w:sz w:val="28"/>
+          <w:szCs w:val="28"/>
+        </w:rPr>
+        <w:t> между липса на уеб достъп и прекомерна сложност.</w:t>
+      </w:r>
+      <w:r>
+        <w:rPr>
+          <w:rFonts w:eastAsiaTheme="minorEastAsia" w:hAnsi="Calibri"/>
+          <w:kern w:val="24"/>
+          <w:sz w:val="28"/>
+          <w:szCs w:val="28"/>
+        </w:rPr>
+        <w:t xml:space="preserve"> </w:t>
+      </w:r>
+      <w:r>
+        <w:rPr>
+          <w:rFonts w:hAnsi="Calibri"/>
+          <w:kern w:val="24"/>
+          <w:sz w:val="28"/>
+          <w:szCs w:val="28"/>
+        </w:rPr>
+        <w:t>Разгледани са различни мониторинг инструменти – локални (</w:t>
+      </w:r>
+      <w:r>
+        <w:rPr>
+          <w:rFonts w:hAnsi="Calibri"/>
+          <w:kern w:val="24"/>
+          <w:sz w:val="28"/>
+          <w:szCs w:val="28"/>
+          <w:lang w:val="en-US"/>
+        </w:rPr>
+        <w:t xml:space="preserve">Task Manager, top, </w:t>
+      </w:r>
+      <w:proofErr w:type="spellStart"/>
+      <w:r>
+        <w:rPr>
+          <w:rFonts w:hAnsi="Calibri"/>
+          <w:kern w:val="24"/>
+          <w:sz w:val="28"/>
+          <w:szCs w:val="28"/>
+          <w:lang w:val="en-US"/>
+        </w:rPr>
+        <w:t>htop</w:t>
+      </w:r>
+      <w:proofErr w:type="spellEnd"/>
+      <w:r>
+        <w:rPr>
+          <w:rFonts w:hAnsi="Calibri"/>
+          <w:kern w:val="24"/>
+          <w:sz w:val="28"/>
+          <w:szCs w:val="28"/>
+          <w:lang w:val="en-US"/>
+        </w:rPr>
+        <w:t xml:space="preserve">) </w:t>
+      </w:r>
+      <w:r>
+        <w:rPr>
+          <w:rFonts w:hAnsi="Calibri"/>
+          <w:kern w:val="24"/>
+          <w:sz w:val="28"/>
+          <w:szCs w:val="28"/>
+        </w:rPr>
+        <w:t>и уеб базирани корпоративни решения (</w:t>
+      </w:r>
+      <w:proofErr w:type="spellStart"/>
+      <w:r>
+        <w:rPr>
+          <w:rFonts w:hAnsi="Calibri"/>
+          <w:kern w:val="24"/>
+          <w:sz w:val="28"/>
+          <w:szCs w:val="28"/>
+          <w:lang w:val="en-US"/>
+        </w:rPr>
+        <w:t>Zabbix</w:t>
+      </w:r>
+      <w:proofErr w:type="spellEnd"/>
+      <w:r>
+        <w:rPr>
+          <w:rFonts w:hAnsi="Calibri"/>
+          <w:kern w:val="24"/>
+          <w:sz w:val="28"/>
+          <w:szCs w:val="28"/>
+          <w:lang w:val="en-US"/>
+        </w:rPr>
+        <w:t xml:space="preserve">, Nagios, </w:t>
+      </w:r>
+      <w:proofErr w:type="spellStart"/>
+      <w:r>
+        <w:rPr>
+          <w:rFonts w:hAnsi="Calibri"/>
+          <w:kern w:val="24"/>
+          <w:sz w:val="28"/>
+          <w:szCs w:val="28"/>
+          <w:lang w:val="en-US"/>
+        </w:rPr>
+        <w:t>Netdata</w:t>
+      </w:r>
+      <w:proofErr w:type="spellEnd"/>
+      <w:r>
+        <w:rPr>
+          <w:rFonts w:hAnsi="Calibri"/>
+          <w:kern w:val="24"/>
+          <w:sz w:val="28"/>
+          <w:szCs w:val="28"/>
+          <w:lang w:val="en-US"/>
+        </w:rPr>
+        <w:t>).</w:t>
       </w:r>
     </w:p>
     <w:p>
       <w:pPr>
-        <w:pStyle w:val="NormalWeb"/>
-        <w:numPr>
-          <w:ilvl w:val="0"/>
-          <w:numId w:val="18"/>
-        </w:numPr>
-        <w:pBdr>
-          <w:top w:val="single" w:sz="2" w:space="0" w:color="E5E7EB"/>
-          <w:left w:val="single" w:sz="2" w:space="0" w:color="E5E7EB"/>
-          <w:bottom w:val="single" w:sz="2" w:space="0" w:color="E5E7EB"/>
-          <w:right w:val="single" w:sz="2" w:space="0" w:color="E5E7EB"/>
-        </w:pBdr>
-        <w:shd w:val="clear" w:color="auto" w:fill="FFFFFF"/>
-        <w:spacing w:before="240" w:beforeAutospacing="0" w:after="150" w:afterAutospacing="0"/>
-        <w:rPr>
-          <w:rFonts w:ascii="Segoe UI" w:hAnsi="Segoe UI" w:cs="Segoe UI"/>
+        <w:pStyle w:val="NoSpacing"/>
+        <w:rPr>
+          <w:rFonts w:ascii="Times New Roman" w:eastAsia="Times New Roman" w:hAnsi="Times New Roman" w:cs="Times New Roman"/>
+          <w:sz w:val="28"/>
+          <w:szCs w:val="28"/>
+          <w:lang w:eastAsia="bg-BG"/>
+        </w:rPr>
+      </w:pPr>
+      <w:r>
+        <w:rPr>
+          <w:rFonts w:eastAsiaTheme="minorEastAsia" w:hAnsi="Calibri"/>
+          <w:kern w:val="24"/>
+          <w:sz w:val="28"/>
+          <w:szCs w:val="28"/>
+          <w:lang w:eastAsia="bg-BG"/>
+        </w:rPr>
+        <w:t>Направен е извод, че съществува празнина между инструментите без уеб достъп и прекалено сложните корпоративни системи.</w:t>
+      </w:r>
+    </w:p>
+    <w:p>
+      <w:pPr>
+        <w:pStyle w:val="NoSpacing"/>
+        <w:rPr>
+          <w:sz w:val="28"/>
+          <w:szCs w:val="28"/>
+        </w:rPr>
+      </w:pPr>
+    </w:p>
+    <w:p>
+      <w:pPr>
+        <w:pStyle w:val="NoSpacing"/>
+        <w:rPr>
+          <w:sz w:val="28"/>
+          <w:szCs w:val="28"/>
         </w:rPr>
       </w:pPr>
       <w:r>
         <w:rPr>
           <w:rStyle w:val="Strong"/>
           <w:rFonts w:ascii="Segoe UI" w:hAnsi="Segoe UI" w:cs="Segoe UI"/>
+          <w:color w:val="0D0D0D" w:themeColor="text1" w:themeTint="F2"/>
+          <w:sz w:val="28"/>
+          <w:szCs w:val="28"/>
           <w:bdr w:val="single" w:sz="2" w:space="0" w:color="E5E7EB" w:frame="1"/>
         </w:rPr>
-        <w:t>Анализ на решения (мониторинг инструменти)</w:t>
-      </w:r>
-      <w:r>
-        <w:rPr>
-          <w:rFonts w:ascii="Segoe UI" w:hAnsi="Segoe UI" w:cs="Segoe UI"/>
-        </w:rPr>
-        <w:t> – разгледани са локални и уеб базирани варианти: Task Manager/top/htop и корпоративни системи като Zabbix/Nagios/Netdata; изводът е, че има </w:t>
+        <w:t>Архитектура и технологии</w:t>
+      </w:r>
+      <w:r>
+        <w:rPr>
+          <w:sz w:val="28"/>
+          <w:szCs w:val="28"/>
+        </w:rPr>
+        <w:t> – разделяне на </w:t>
       </w:r>
       <w:r>
         <w:rPr>
           <w:rStyle w:val="Strong"/>
           <w:rFonts w:ascii="Segoe UI" w:hAnsi="Segoe UI" w:cs="Segoe UI"/>
+          <w:color w:val="0D0D0D" w:themeColor="text1" w:themeTint="F2"/>
+          <w:sz w:val="28"/>
+          <w:szCs w:val="28"/>
           <w:bdr w:val="single" w:sz="2" w:space="0" w:color="E5E7EB" w:frame="1"/>
         </w:rPr>
-        <w:t>празнина</w:t>
-      </w:r>
-      <w:r>
-        <w:rPr>
+        <w:t>backend/frontend чрез REST API</w:t>
+      </w:r>
+      <w:r>
+        <w:rPr>
+          <w:sz w:val="28"/>
+          <w:szCs w:val="28"/>
+        </w:rPr>
+        <w:t>: backend на </w:t>
+      </w:r>
+      <w:r>
+        <w:rPr>
+          <w:rStyle w:val="Strong"/>
           <w:rFonts w:ascii="Segoe UI" w:hAnsi="Segoe UI" w:cs="Segoe UI"/>
-        </w:rPr>
-        <w:t> между липса на уеб достъп и прекомерна сложност.</w:t>
+          <w:color w:val="0D0D0D" w:themeColor="text1" w:themeTint="F2"/>
+          <w:sz w:val="28"/>
+          <w:szCs w:val="28"/>
+          <w:bdr w:val="single" w:sz="2" w:space="0" w:color="E5E7EB" w:frame="1"/>
+        </w:rPr>
+        <w:t>Python + Django + DRF</w:t>
+      </w:r>
+      <w:r>
+        <w:rPr>
+          <w:sz w:val="28"/>
+          <w:szCs w:val="28"/>
+        </w:rPr>
+        <w:t>, извличане на метрики с </w:t>
+      </w:r>
+      <w:r>
+        <w:rPr>
+          <w:rStyle w:val="Strong"/>
+          <w:rFonts w:ascii="Segoe UI" w:hAnsi="Segoe UI" w:cs="Segoe UI"/>
+          <w:color w:val="0D0D0D" w:themeColor="text1" w:themeTint="F2"/>
+          <w:sz w:val="28"/>
+          <w:szCs w:val="28"/>
+          <w:bdr w:val="single" w:sz="2" w:space="0" w:color="E5E7EB" w:frame="1"/>
+        </w:rPr>
+        <w:t>psutil</w:t>
+      </w:r>
+      <w:r>
+        <w:rPr>
+          <w:sz w:val="28"/>
+          <w:szCs w:val="28"/>
+        </w:rPr>
+        <w:t>; frontend </w:t>
+      </w:r>
+      <w:r>
+        <w:rPr>
+          <w:rStyle w:val="Strong"/>
+          <w:rFonts w:ascii="Segoe UI" w:hAnsi="Segoe UI" w:cs="Segoe UI"/>
+          <w:color w:val="0D0D0D" w:themeColor="text1" w:themeTint="F2"/>
+          <w:sz w:val="28"/>
+          <w:szCs w:val="28"/>
+          <w:bdr w:val="single" w:sz="2" w:space="0" w:color="E5E7EB" w:frame="1"/>
+        </w:rPr>
+        <w:t>Vue.js (SPA)</w:t>
+      </w:r>
+      <w:r>
+        <w:rPr>
+          <w:sz w:val="28"/>
+          <w:szCs w:val="28"/>
+        </w:rPr>
+        <w:t> с </w:t>
+      </w:r>
+      <w:r>
+        <w:rPr>
+          <w:rStyle w:val="Strong"/>
+          <w:rFonts w:ascii="Segoe UI" w:hAnsi="Segoe UI" w:cs="Segoe UI"/>
+          <w:color w:val="0D0D0D" w:themeColor="text1" w:themeTint="F2"/>
+          <w:sz w:val="28"/>
+          <w:szCs w:val="28"/>
+          <w:bdr w:val="single" w:sz="2" w:space="0" w:color="E5E7EB" w:frame="1"/>
+        </w:rPr>
+        <w:t>Axios</w:t>
+      </w:r>
+      <w:r>
+        <w:rPr>
+          <w:sz w:val="28"/>
+          <w:szCs w:val="28"/>
+        </w:rPr>
+        <w:t> и JSON обмен.</w:t>
+      </w:r>
+      <w:r>
+        <w:rPr>
+          <w:rFonts w:eastAsiaTheme="minorEastAsia" w:hAnsi="Calibri"/>
+          <w:kern w:val="24"/>
+          <w:sz w:val="28"/>
+          <w:szCs w:val="28"/>
+        </w:rPr>
+        <w:t xml:space="preserve"> </w:t>
+      </w:r>
+      <w:r>
+        <w:rPr>
+          <w:rFonts w:hAnsi="Calibri"/>
+          <w:kern w:val="24"/>
+          <w:sz w:val="28"/>
+          <w:szCs w:val="28"/>
+        </w:rPr>
+        <w:t xml:space="preserve">Архитектурата е разделена на </w:t>
+      </w:r>
+      <w:r>
+        <w:rPr>
+          <w:rFonts w:hAnsi="Calibri"/>
+          <w:kern w:val="24"/>
+          <w:sz w:val="28"/>
+          <w:szCs w:val="28"/>
+          <w:lang w:val="en-US"/>
+        </w:rPr>
+        <w:t xml:space="preserve">backend </w:t>
+      </w:r>
+      <w:r>
+        <w:rPr>
+          <w:rFonts w:hAnsi="Calibri"/>
+          <w:kern w:val="24"/>
+          <w:sz w:val="28"/>
+          <w:szCs w:val="28"/>
+        </w:rPr>
+        <w:t xml:space="preserve">и </w:t>
+      </w:r>
+      <w:r>
+        <w:rPr>
+          <w:rFonts w:hAnsi="Calibri"/>
+          <w:kern w:val="24"/>
+          <w:sz w:val="28"/>
+          <w:szCs w:val="28"/>
+          <w:lang w:val="en-US"/>
+        </w:rPr>
+        <w:t xml:space="preserve">frontend, </w:t>
+      </w:r>
+      <w:r>
+        <w:rPr>
+          <w:rFonts w:hAnsi="Calibri"/>
+          <w:kern w:val="24"/>
+          <w:sz w:val="28"/>
+          <w:szCs w:val="28"/>
+        </w:rPr>
+        <w:t xml:space="preserve">които комуникират чрез </w:t>
+      </w:r>
+      <w:r>
+        <w:rPr>
+          <w:rFonts w:hAnsi="Calibri"/>
+          <w:kern w:val="24"/>
+          <w:sz w:val="28"/>
+          <w:szCs w:val="28"/>
+          <w:lang w:val="en-US"/>
+        </w:rPr>
+        <w:t>REST API.</w:t>
       </w:r>
     </w:p>
     <w:p>
       <w:pPr>
-        <w:pStyle w:val="NormalWeb"/>
-        <w:numPr>
-          <w:ilvl w:val="0"/>
-          <w:numId w:val="18"/>
-        </w:numPr>
-        <w:pBdr>
-          <w:top w:val="single" w:sz="2" w:space="0" w:color="E5E7EB"/>
-          <w:left w:val="single" w:sz="2" w:space="0" w:color="E5E7EB"/>
-          <w:bottom w:val="single" w:sz="2" w:space="0" w:color="E5E7EB"/>
-          <w:right w:val="single" w:sz="2" w:space="0" w:color="E5E7EB"/>
-        </w:pBdr>
-        <w:shd w:val="clear" w:color="auto" w:fill="FFFFFF"/>
-        <w:spacing w:before="240" w:beforeAutospacing="0" w:after="150" w:afterAutospacing="0"/>
-        <w:rPr>
-          <w:rFonts w:ascii="Segoe UI" w:hAnsi="Segoe UI" w:cs="Segoe UI"/>
+        <w:pStyle w:val="NoSpacing"/>
+        <w:rPr>
+          <w:rFonts w:ascii="Times New Roman" w:eastAsia="Times New Roman" w:hAnsi="Times New Roman" w:cs="Times New Roman"/>
+          <w:sz w:val="28"/>
+          <w:szCs w:val="28"/>
+          <w:lang w:eastAsia="bg-BG"/>
+        </w:rPr>
+      </w:pPr>
+      <w:r>
+        <w:rPr>
+          <w:rFonts w:eastAsiaTheme="minorEastAsia" w:hAnsi="Calibri"/>
+          <w:kern w:val="24"/>
+          <w:sz w:val="28"/>
+          <w:szCs w:val="28"/>
+          <w:lang w:val="en-US" w:eastAsia="bg-BG"/>
+        </w:rPr>
+        <w:t xml:space="preserve">Backend </w:t>
+      </w:r>
+      <w:r>
+        <w:rPr>
+          <w:rFonts w:eastAsiaTheme="minorEastAsia" w:hAnsi="Calibri"/>
+          <w:kern w:val="24"/>
+          <w:sz w:val="28"/>
+          <w:szCs w:val="28"/>
+          <w:lang w:eastAsia="bg-BG"/>
+        </w:rPr>
+        <w:t xml:space="preserve">е реализиран с </w:t>
+      </w:r>
+      <w:r>
+        <w:rPr>
+          <w:rFonts w:eastAsiaTheme="minorEastAsia" w:hAnsi="Calibri"/>
+          <w:kern w:val="24"/>
+          <w:sz w:val="28"/>
+          <w:szCs w:val="28"/>
+          <w:lang w:val="en-US" w:eastAsia="bg-BG"/>
+        </w:rPr>
+        <w:t xml:space="preserve">Python, Django </w:t>
+      </w:r>
+      <w:r>
+        <w:rPr>
+          <w:rFonts w:eastAsiaTheme="minorEastAsia" w:hAnsi="Calibri"/>
+          <w:kern w:val="24"/>
+          <w:sz w:val="28"/>
+          <w:szCs w:val="28"/>
+          <w:lang w:eastAsia="bg-BG"/>
+        </w:rPr>
+        <w:t xml:space="preserve">и </w:t>
+      </w:r>
+      <w:r>
+        <w:rPr>
+          <w:rFonts w:eastAsiaTheme="minorEastAsia" w:hAnsi="Calibri"/>
+          <w:kern w:val="24"/>
+          <w:sz w:val="28"/>
+          <w:szCs w:val="28"/>
+          <w:lang w:val="en-US" w:eastAsia="bg-BG"/>
+        </w:rPr>
+        <w:t>DRF (</w:t>
+      </w:r>
+      <w:r>
+        <w:rPr>
+          <w:rFonts w:eastAsiaTheme="minorEastAsia" w:hAnsi="Calibri"/>
+          <w:kern w:val="24"/>
+          <w:sz w:val="28"/>
+          <w:szCs w:val="28"/>
+          <w:lang w:eastAsia="bg-BG"/>
+        </w:rPr>
+        <w:t xml:space="preserve">с използване на </w:t>
+      </w:r>
+      <w:proofErr w:type="spellStart"/>
+      <w:r>
+        <w:rPr>
+          <w:rFonts w:eastAsiaTheme="minorEastAsia" w:hAnsi="Calibri"/>
+          <w:kern w:val="24"/>
+          <w:sz w:val="28"/>
+          <w:szCs w:val="28"/>
+          <w:lang w:val="en-US" w:eastAsia="bg-BG"/>
+        </w:rPr>
+        <w:t>psutil</w:t>
+      </w:r>
+      <w:proofErr w:type="spellEnd"/>
+      <w:r>
+        <w:rPr>
+          <w:rFonts w:eastAsiaTheme="minorEastAsia" w:hAnsi="Calibri"/>
+          <w:kern w:val="24"/>
+          <w:sz w:val="28"/>
+          <w:szCs w:val="28"/>
+          <w:lang w:val="en-US" w:eastAsia="bg-BG"/>
+        </w:rPr>
+        <w:t xml:space="preserve"> </w:t>
+      </w:r>
+      <w:r>
+        <w:rPr>
+          <w:rFonts w:eastAsiaTheme="minorEastAsia" w:hAnsi="Calibri"/>
+          <w:kern w:val="24"/>
+          <w:sz w:val="28"/>
+          <w:szCs w:val="28"/>
+          <w:lang w:eastAsia="bg-BG"/>
+        </w:rPr>
+        <w:t xml:space="preserve">за метрики), а </w:t>
+      </w:r>
+      <w:r>
+        <w:rPr>
+          <w:rFonts w:eastAsiaTheme="minorEastAsia" w:hAnsi="Calibri"/>
+          <w:kern w:val="24"/>
+          <w:sz w:val="28"/>
+          <w:szCs w:val="28"/>
+          <w:lang w:val="en-US" w:eastAsia="bg-BG"/>
+        </w:rPr>
+        <w:t xml:space="preserve">frontend – </w:t>
+      </w:r>
+      <w:r>
+        <w:rPr>
+          <w:rFonts w:eastAsiaTheme="minorEastAsia" w:hAnsi="Calibri"/>
+          <w:kern w:val="24"/>
+          <w:sz w:val="28"/>
+          <w:szCs w:val="28"/>
+          <w:lang w:eastAsia="bg-BG"/>
+        </w:rPr>
+        <w:t xml:space="preserve">с </w:t>
+      </w:r>
+      <w:r>
+        <w:rPr>
+          <w:rFonts w:eastAsiaTheme="minorEastAsia" w:hAnsi="Calibri"/>
+          <w:kern w:val="24"/>
+          <w:sz w:val="28"/>
+          <w:szCs w:val="28"/>
+          <w:lang w:val="en-US" w:eastAsia="bg-BG"/>
+        </w:rPr>
+        <w:t xml:space="preserve">Vue.js (SPA), </w:t>
+      </w:r>
+      <w:r>
+        <w:rPr>
+          <w:rFonts w:eastAsiaTheme="minorEastAsia" w:hAnsi="Calibri"/>
+          <w:kern w:val="24"/>
+          <w:sz w:val="28"/>
+          <w:szCs w:val="28"/>
+          <w:lang w:eastAsia="bg-BG"/>
+        </w:rPr>
+        <w:t xml:space="preserve">използвайки </w:t>
+      </w:r>
+      <w:proofErr w:type="spellStart"/>
+      <w:r>
+        <w:rPr>
+          <w:rFonts w:eastAsiaTheme="minorEastAsia" w:hAnsi="Calibri"/>
+          <w:kern w:val="24"/>
+          <w:sz w:val="28"/>
+          <w:szCs w:val="28"/>
+          <w:lang w:val="en-US" w:eastAsia="bg-BG"/>
+        </w:rPr>
+        <w:t>Axios</w:t>
+      </w:r>
+      <w:proofErr w:type="spellEnd"/>
+      <w:r>
+        <w:rPr>
+          <w:rFonts w:eastAsiaTheme="minorEastAsia" w:hAnsi="Calibri"/>
+          <w:kern w:val="24"/>
+          <w:sz w:val="28"/>
+          <w:szCs w:val="28"/>
+          <w:lang w:val="en-US" w:eastAsia="bg-BG"/>
+        </w:rPr>
+        <w:t xml:space="preserve"> </w:t>
+      </w:r>
+      <w:r>
+        <w:rPr>
+          <w:rFonts w:eastAsiaTheme="minorEastAsia" w:hAnsi="Calibri"/>
+          <w:kern w:val="24"/>
+          <w:sz w:val="28"/>
+          <w:szCs w:val="28"/>
+          <w:lang w:eastAsia="bg-BG"/>
+        </w:rPr>
+        <w:t xml:space="preserve">и </w:t>
+      </w:r>
+      <w:r>
+        <w:rPr>
+          <w:rFonts w:eastAsiaTheme="minorEastAsia" w:hAnsi="Calibri"/>
+          <w:kern w:val="24"/>
+          <w:sz w:val="28"/>
+          <w:szCs w:val="28"/>
+          <w:lang w:val="en-US" w:eastAsia="bg-BG"/>
+        </w:rPr>
+        <w:t xml:space="preserve">JSON </w:t>
+      </w:r>
+      <w:r>
+        <w:rPr>
+          <w:rFonts w:eastAsiaTheme="minorEastAsia" w:hAnsi="Calibri"/>
+          <w:kern w:val="24"/>
+          <w:sz w:val="28"/>
+          <w:szCs w:val="28"/>
+          <w:lang w:eastAsia="bg-BG"/>
+        </w:rPr>
+        <w:t>обмен.</w:t>
+      </w:r>
+    </w:p>
+    <w:p>
+      <w:pPr>
+        <w:pStyle w:val="NoSpacing"/>
+        <w:rPr>
+          <w:sz w:val="28"/>
+          <w:szCs w:val="28"/>
+        </w:rPr>
+      </w:pPr>
+    </w:p>
+    <w:p>
+      <w:pPr>
+        <w:pStyle w:val="NoSpacing"/>
+        <w:rPr>
+          <w:sz w:val="28"/>
+          <w:szCs w:val="28"/>
         </w:rPr>
       </w:pPr>
       <w:r>
         <w:rPr>
           <w:rStyle w:val="Strong"/>
           <w:rFonts w:ascii="Segoe UI" w:hAnsi="Segoe UI" w:cs="Segoe UI"/>
+          <w:color w:val="0D0D0D" w:themeColor="text1" w:themeTint="F2"/>
+          <w:sz w:val="28"/>
+          <w:szCs w:val="28"/>
           <w:bdr w:val="single" w:sz="2" w:space="0" w:color="E5E7EB" w:frame="1"/>
         </w:rPr>
-        <w:lastRenderedPageBreak/>
-        <w:t>Архитектура и технологии</w:t>
-      </w:r>
-      <w:r>
-        <w:rPr>
-          <w:rFonts w:ascii="Segoe UI" w:hAnsi="Segoe UI" w:cs="Segoe UI"/>
-        </w:rPr>
-        <w:t> – разделяне на </w:t>
-      </w:r>
+        <w:t>Практическа реализация</w:t>
+      </w:r>
+      <w:r>
+        <w:rPr>
+          <w:sz w:val="28"/>
+          <w:szCs w:val="28"/>
+        </w:rPr>
+        <w:t> – модул за извличане на данни (CPU/RAM/Disk + top 10 процеси) с филтриране и обработка на изключения; REST API ендпойнти: </w:t>
+      </w:r>
+      <w:r>
+        <w:rPr>
+          <w:rStyle w:val="HTMLCode"/>
+          <w:rFonts w:ascii="Consolas" w:eastAsiaTheme="minorHAnsi" w:hAnsi="Consolas"/>
+          <w:color w:val="0D0D0D" w:themeColor="text1" w:themeTint="F2"/>
+          <w:sz w:val="28"/>
+          <w:szCs w:val="28"/>
+          <w:bdr w:val="single" w:sz="2" w:space="2" w:color="E5E7EB" w:frame="1"/>
+        </w:rPr>
+        <w:t>/api/stats/</w:t>
+      </w:r>
+      <w:r>
+        <w:rPr>
+          <w:sz w:val="28"/>
+          <w:szCs w:val="28"/>
+        </w:rPr>
+        <w:t> и </w:t>
+      </w:r>
+      <w:r>
+        <w:rPr>
+          <w:rStyle w:val="HTMLCode"/>
+          <w:rFonts w:ascii="Consolas" w:eastAsiaTheme="minorHAnsi" w:hAnsi="Consolas"/>
+          <w:color w:val="0D0D0D" w:themeColor="text1" w:themeTint="F2"/>
+          <w:sz w:val="28"/>
+          <w:szCs w:val="28"/>
+          <w:bdr w:val="single" w:sz="2" w:space="2" w:color="E5E7EB" w:frame="1"/>
+        </w:rPr>
+        <w:t>/api/processes/</w:t>
+      </w:r>
+      <w:r>
+        <w:rPr>
+          <w:sz w:val="28"/>
+          <w:szCs w:val="28"/>
+        </w:rPr>
+        <w:t>.</w:t>
+      </w:r>
+      <w:r>
+        <w:rPr>
+          <w:rFonts w:eastAsiaTheme="minorEastAsia" w:hAnsi="Calibri"/>
+          <w:kern w:val="24"/>
+          <w:sz w:val="28"/>
+          <w:szCs w:val="28"/>
+          <w:lang w:val="ru-RU"/>
+        </w:rPr>
+        <w:t xml:space="preserve"> </w:t>
+      </w:r>
+      <w:r>
+        <w:rPr>
+          <w:rFonts w:hAnsi="Calibri"/>
+          <w:kern w:val="24"/>
+          <w:sz w:val="28"/>
+          <w:szCs w:val="28"/>
+          <w:lang w:val="ru-RU"/>
+        </w:rPr>
+        <w:t>Реализиран е модул за извличане на данни за CPU, RAM, Disk и топ 10 процеси, с добавено филтриране и обработка на изключения.</w:t>
+      </w:r>
+    </w:p>
+    <w:p>
+      <w:pPr>
+        <w:pStyle w:val="NoSpacing"/>
+        <w:rPr>
+          <w:rFonts w:ascii="Times New Roman" w:eastAsia="Times New Roman" w:hAnsi="Times New Roman" w:cs="Times New Roman"/>
+          <w:sz w:val="28"/>
+          <w:szCs w:val="28"/>
+          <w:lang w:eastAsia="bg-BG"/>
+        </w:rPr>
+      </w:pPr>
+      <w:r>
+        <w:rPr>
+          <w:rFonts w:eastAsiaTheme="minorEastAsia" w:hAnsi="Calibri"/>
+          <w:kern w:val="24"/>
+          <w:sz w:val="28"/>
+          <w:szCs w:val="28"/>
+          <w:lang w:val="ru-RU" w:eastAsia="bg-BG"/>
+        </w:rPr>
+        <w:t>Данните се предоставят чрез REST API ендпойнти: /api/stats/ и /api/processes/.</w:t>
+      </w:r>
+    </w:p>
+    <w:p>
+      <w:pPr>
+        <w:pStyle w:val="NoSpacing"/>
+        <w:rPr>
+          <w:sz w:val="28"/>
+          <w:szCs w:val="28"/>
+        </w:rPr>
+      </w:pPr>
+    </w:p>
+    <w:p>
+      <w:pPr>
+        <w:pStyle w:val="NoSpacing"/>
+        <w:rPr>
+          <w:sz w:val="28"/>
+          <w:szCs w:val="28"/>
+        </w:rPr>
+      </w:pPr>
       <w:r>
         <w:rPr>
           <w:rStyle w:val="Strong"/>
           <w:rFonts w:ascii="Segoe UI" w:hAnsi="Segoe UI" w:cs="Segoe UI"/>
+          <w:color w:val="0D0D0D" w:themeColor="text1" w:themeTint="F2"/>
+          <w:sz w:val="28"/>
+          <w:szCs w:val="28"/>
           <w:bdr w:val="single" w:sz="2" w:space="0" w:color="E5E7EB" w:frame="1"/>
         </w:rPr>
-        <w:t>backend/frontend чрез REST API</w:t>
-      </w:r>
-      <w:r>
-        <w:rPr>
-          <w:rFonts w:ascii="Segoe UI" w:hAnsi="Segoe UI" w:cs="Segoe UI"/>
-        </w:rPr>
-        <w:t>: backend на </w:t>
+        <w:t>Резултати и бъдещо развитие</w:t>
+      </w:r>
+      <w:r>
+        <w:rPr>
+          <w:sz w:val="28"/>
+          <w:szCs w:val="28"/>
+        </w:rPr>
+        <w:t> – работеща система с динамична визуализация чрез </w:t>
       </w:r>
       <w:r>
         <w:rPr>
           <w:rStyle w:val="Strong"/>
           <w:rFonts w:ascii="Segoe UI" w:hAnsi="Segoe UI" w:cs="Segoe UI"/>
+          <w:color w:val="0D0D0D" w:themeColor="text1" w:themeTint="F2"/>
+          <w:sz w:val="28"/>
+          <w:szCs w:val="28"/>
           <w:bdr w:val="single" w:sz="2" w:space="0" w:color="E5E7EB" w:frame="1"/>
         </w:rPr>
-        <w:t>Python + Django + DRF</w:t>
-      </w:r>
-      <w:r>
-        <w:rPr>
-          <w:rFonts w:ascii="Segoe UI" w:hAnsi="Segoe UI" w:cs="Segoe UI"/>
-        </w:rPr>
-        <w:t>, извличане на метрики с </w:t>
+        <w:t>polling на всеки 3 секунди</w:t>
+      </w:r>
+      <w:r>
+        <w:rPr>
+          <w:sz w:val="28"/>
+          <w:szCs w:val="28"/>
+        </w:rPr>
+        <w:t>, показваща метрики в реално време и защитен достъп чрез Django/DRF; идеи за развитие: </w:t>
       </w:r>
       <w:r>
         <w:rPr>
           <w:rStyle w:val="Strong"/>
           <w:rFonts w:ascii="Segoe UI" w:hAnsi="Segoe UI" w:cs="Segoe UI"/>
+          <w:color w:val="0D0D0D" w:themeColor="text1" w:themeTint="F2"/>
+          <w:sz w:val="28"/>
+          <w:szCs w:val="28"/>
           <w:bdr w:val="single" w:sz="2" w:space="0" w:color="E5E7EB" w:frame="1"/>
         </w:rPr>
-        <w:t>psutil</w:t>
-      </w:r>
-      <w:r>
-        <w:rPr>
-          <w:rFonts w:ascii="Segoe UI" w:hAnsi="Segoe UI" w:cs="Segoe UI"/>
-        </w:rPr>
-        <w:t>; frontend </w:t>
-      </w:r>
-      <w:r>
-        <w:rPr>
-          <w:rStyle w:val="Strong"/>
-          <w:rFonts w:ascii="Segoe UI" w:hAnsi="Segoe UI" w:cs="Segoe UI"/>
-          <w:bdr w:val="single" w:sz="2" w:space="0" w:color="E5E7EB" w:frame="1"/>
-        </w:rPr>
-        <w:t>Vue.js (SPA)</w:t>
-      </w:r>
-      <w:r>
-        <w:rPr>
-          <w:rFonts w:ascii="Segoe UI" w:hAnsi="Segoe UI" w:cs="Segoe UI"/>
-        </w:rPr>
-        <w:t> с </w:t>
-      </w:r>
-      <w:r>
-        <w:rPr>
-          <w:rStyle w:val="Strong"/>
-          <w:rFonts w:ascii="Segoe UI" w:hAnsi="Segoe UI" w:cs="Segoe UI"/>
-          <w:bdr w:val="single" w:sz="2" w:space="0" w:color="E5E7EB" w:frame="1"/>
-        </w:rPr>
-        <w:t>Axios</w:t>
-      </w:r>
-      <w:r>
-        <w:rPr>
-          <w:rFonts w:ascii="Segoe UI" w:hAnsi="Segoe UI" w:cs="Segoe UI"/>
-        </w:rPr>
-        <w:t> и JSON обмен.</w:t>
+        <w:t>Kill на процеси</w:t>
+      </w:r>
+      <w:r>
+        <w:rPr>
+          <w:sz w:val="28"/>
+          <w:szCs w:val="28"/>
+        </w:rPr>
+        <w:t>, исторически графики/база данни и нотификации при критични стойности.</w:t>
+      </w:r>
+      <w:r>
+        <w:rPr>
+          <w:sz w:val="28"/>
+          <w:szCs w:val="28"/>
+        </w:rPr>
+        <w:t xml:space="preserve"> </w:t>
+      </w:r>
+      <w:r>
+        <w:rPr>
+          <w:sz w:val="28"/>
+          <w:szCs w:val="28"/>
+        </w:rPr>
+        <w:t>Бъдещото развитие включва добавяне на функционалности за спиране на процеси (Kill Process), съхранение на исторически данни с графики и система за известия при критични стойности.</w:t>
       </w:r>
     </w:p>
     <w:p>
       <w:pPr>
-        <w:pStyle w:val="NormalWeb"/>
-        <w:numPr>
-          <w:ilvl w:val="0"/>
-          <w:numId w:val="18"/>
-        </w:numPr>
-        <w:pBdr>
-          <w:top w:val="single" w:sz="2" w:space="0" w:color="E5E7EB"/>
-          <w:left w:val="single" w:sz="2" w:space="0" w:color="E5E7EB"/>
-          <w:bottom w:val="single" w:sz="2" w:space="0" w:color="E5E7EB"/>
-          <w:right w:val="single" w:sz="2" w:space="0" w:color="E5E7EB"/>
-        </w:pBdr>
-        <w:shd w:val="clear" w:color="auto" w:fill="FFFFFF"/>
-        <w:spacing w:before="0" w:beforeAutospacing="0" w:after="0" w:afterAutospacing="0"/>
-        <w:rPr>
-          <w:rFonts w:ascii="Segoe UI" w:hAnsi="Segoe UI" w:cs="Segoe UI"/>
-        </w:rPr>
-      </w:pPr>
-      <w:r>
-        <w:rPr>
-          <w:rStyle w:val="Strong"/>
-          <w:rFonts w:ascii="Segoe UI" w:hAnsi="Segoe UI" w:cs="Segoe UI"/>
-          <w:bdr w:val="single" w:sz="2" w:space="0" w:color="E5E7EB" w:frame="1"/>
-        </w:rPr>
-        <w:t>Практическа реализация</w:t>
-      </w:r>
-      <w:r>
-        <w:rPr>
-          <w:rFonts w:ascii="Segoe UI" w:hAnsi="Segoe UI" w:cs="Segoe UI"/>
-        </w:rPr>
-        <w:t> – модул за извличане на данни (CPU/RAM/Disk + top 10 процеси) с филтриране и обработка на изключения; REST API ендпойнти: </w:t>
-      </w:r>
-      <w:r>
-        <w:rPr>
-          <w:rStyle w:val="HTMLCode"/>
-          <w:rFonts w:ascii="Consolas" w:hAnsi="Consolas"/>
-          <w:sz w:val="22"/>
-          <w:szCs w:val="22"/>
-          <w:bdr w:val="single" w:sz="2" w:space="2" w:color="E5E7EB" w:frame="1"/>
-        </w:rPr>
-        <w:t>/api/stats/</w:t>
-      </w:r>
-      <w:r>
-        <w:rPr>
-          <w:rFonts w:ascii="Segoe UI" w:hAnsi="Segoe UI" w:cs="Segoe UI"/>
-        </w:rPr>
-        <w:t> и </w:t>
-      </w:r>
-      <w:r>
-        <w:rPr>
-          <w:rStyle w:val="HTMLCode"/>
-          <w:rFonts w:ascii="Consolas" w:hAnsi="Consolas"/>
-          <w:sz w:val="22"/>
-          <w:szCs w:val="22"/>
-          <w:bdr w:val="single" w:sz="2" w:space="2" w:color="E5E7EB" w:frame="1"/>
-        </w:rPr>
-        <w:t>/api/processes/</w:t>
-      </w:r>
-      <w:r>
-        <w:rPr>
-          <w:rFonts w:ascii="Segoe UI" w:hAnsi="Segoe UI" w:cs="Segoe UI"/>
-        </w:rPr>
-        <w:t>.</w:t>
-      </w:r>
+        <w:pStyle w:val="NoSpacing"/>
+        <w:rPr>
+          <w:sz w:val="28"/>
+          <w:szCs w:val="28"/>
+        </w:rPr>
+      </w:pPr>
     </w:p>
-    <w:p>
-      <w:pPr>
-        <w:pStyle w:val="NormalWeb"/>
-        <w:numPr>
-          <w:ilvl w:val="0"/>
-          <w:numId w:val="18"/>
-        </w:numPr>
-        <w:pBdr>
-          <w:top w:val="single" w:sz="2" w:space="0" w:color="E5E7EB"/>
-          <w:left w:val="single" w:sz="2" w:space="0" w:color="E5E7EB"/>
-          <w:bottom w:val="single" w:sz="2" w:space="0" w:color="E5E7EB"/>
-          <w:right w:val="single" w:sz="2" w:space="0" w:color="E5E7EB"/>
-        </w:pBdr>
-        <w:shd w:val="clear" w:color="auto" w:fill="FFFFFF"/>
-        <w:spacing w:before="240" w:beforeAutospacing="0" w:after="150" w:afterAutospacing="0"/>
-        <w:rPr>
-          <w:rFonts w:ascii="Segoe UI" w:hAnsi="Segoe UI" w:cs="Segoe UI"/>
-        </w:rPr>
-      </w:pPr>
-      <w:bookmarkStart w:id="0" w:name="_GoBack"/>
-      <w:r>
-        <w:rPr>
-          <w:rStyle w:val="Strong"/>
-          <w:rFonts w:ascii="Segoe UI" w:hAnsi="Segoe UI" w:cs="Segoe UI"/>
-          <w:bdr w:val="single" w:sz="2" w:space="0" w:color="E5E7EB" w:frame="1"/>
-        </w:rPr>
-        <w:t>Резултати и бъдещо развитие</w:t>
-      </w:r>
-      <w:r>
-        <w:rPr>
-          <w:rFonts w:ascii="Segoe UI" w:hAnsi="Segoe UI" w:cs="Segoe UI"/>
-        </w:rPr>
-        <w:t> – работеща система с динамична визуализация чрез </w:t>
-      </w:r>
-      <w:r>
-        <w:rPr>
-          <w:rStyle w:val="Strong"/>
-          <w:rFonts w:ascii="Segoe UI" w:hAnsi="Segoe UI" w:cs="Segoe UI"/>
-          <w:bdr w:val="single" w:sz="2" w:space="0" w:color="E5E7EB" w:frame="1"/>
-        </w:rPr>
-        <w:t>polling на всеки 3 секунди</w:t>
-      </w:r>
-      <w:r>
-        <w:rPr>
-          <w:rFonts w:ascii="Segoe UI" w:hAnsi="Segoe UI" w:cs="Segoe UI"/>
-        </w:rPr>
-        <w:t>, показваща метрики в реално време и защитен достъп чрез Django/DRF; идеи за развитие: </w:t>
-      </w:r>
-      <w:r>
-        <w:rPr>
-          <w:rStyle w:val="Strong"/>
-          <w:rFonts w:ascii="Segoe UI" w:hAnsi="Segoe UI" w:cs="Segoe UI"/>
-          <w:bdr w:val="single" w:sz="2" w:space="0" w:color="E5E7EB" w:frame="1"/>
-        </w:rPr>
-        <w:t>Kill на процеси</w:t>
-      </w:r>
-      <w:r>
-        <w:rPr>
-          <w:rFonts w:ascii="Segoe UI" w:hAnsi="Segoe UI" w:cs="Segoe UI"/>
-        </w:rPr>
-        <w:t>, исторически графики/база данни и нотификации при критични стойности.</w:t>
-      </w:r>
-    </w:p>
-    <w:bookmarkEnd w:id="0"/>
-    <w:p/>
     <w:sectPr>
       <w:pgSz w:w="11906" w:h="16838"/>
       <w:pgMar w:top="1417" w:right="1417" w:bottom="1417" w:left="1417" w:header="708" w:footer="708" w:gutter="0"/>
@@ -4187,6 +4428,7 @@
   <w:style w:type="character" w:default="1" w:styleId="DefaultParagraphFont">
     <w:name w:val="Default Paragraph Font"/>
     <w:uiPriority w:val="1"/>
+    <w:semiHidden/>
     <w:unhideWhenUsed/>
   </w:style>
   <w:style w:type="table" w:default="1" w:styleId="TableNormal">
@@ -4284,6 +4526,15 @@
       <w:sz w:val="26"/>
       <w:szCs w:val="26"/>
     </w:rPr>
+  </w:style>
+  <w:style w:type="paragraph" w:styleId="NoSpacing">
+    <w:name w:val="No Spacing"/>
+    <w:uiPriority w:val="1"/>
+    <w:qFormat/>
+    <w:rsid w:val="00615402"/>
+    <w:pPr>
+      <w:spacing w:after="0" w:line="240" w:lineRule="auto"/>
+    </w:pPr>
   </w:style>
 </w:styles>
 </file>
